--- a/DAW2/DAW/UD4/Actividad1/Actividad1.docx
+++ b/DAW2/DAW/UD4/Actividad1/Actividad1.docx
@@ -607,7 +607,7 @@
                                         <w:sz w:val="72"/>
                                         <w:szCs w:val="72"/>
                                       </w:rPr>
-                                      <w:t>Actividad 2</w:t>
+                                      <w:t>Actividad 1</w:t>
                                     </w:r>
                                   </w:p>
                                 </w:sdtContent>
@@ -643,7 +643,7 @@
                                         <w:sz w:val="32"/>
                                         <w:szCs w:val="32"/>
                                       </w:rPr>
-                                      <w:t>UD3</w:t>
+                                      <w:t>UD4</w:t>
                                     </w:r>
                                   </w:p>
                                 </w:sdtContent>
@@ -705,7 +705,7 @@
                                   <w:sz w:val="72"/>
                                   <w:szCs w:val="72"/>
                                 </w:rPr>
-                                <w:t>Actividad 2</w:t>
+                                <w:t>Actividad 1</w:t>
                               </w:r>
                             </w:p>
                           </w:sdtContent>
@@ -741,7 +741,7 @@
                                   <w:sz w:val="32"/>
                                   <w:szCs w:val="32"/>
                                 </w:rPr>
-                                <w:t>UD3</w:t>
+                                <w:t>UD4</w:t>
                               </w:r>
                             </w:p>
                           </w:sdtContent>
@@ -829,130 +829,13 @@
           <w:r>
             <w:fldChar w:fldCharType="separate"/>
           </w:r>
-          <w:bookmarkStart w:id="0" w:name="_GoBack"/>
-          <w:bookmarkEnd w:id="0"/>
-          <w:r>
-            <w:rPr>
-              <w:rStyle w:val="Hipervnculo"/>
-              <w:noProof/>
-            </w:rPr>
-            <w:fldChar w:fldCharType="begin"/>
-          </w:r>
-          <w:r>
-            <w:rPr>
-              <w:rStyle w:val="Hipervnculo"/>
-              <w:noProof/>
-            </w:rPr>
-            <w:instrText xml:space="preserve"> </w:instrText>
-          </w:r>
-          <w:r>
-            <w:rPr>
-              <w:noProof/>
-            </w:rPr>
-            <w:instrText>HYPERLINK \l "_Toc219470130"</w:instrText>
-          </w:r>
-          <w:r>
-            <w:rPr>
-              <w:rStyle w:val="Hipervnculo"/>
-              <w:noProof/>
-            </w:rPr>
-            <w:instrText xml:space="preserve"> </w:instrText>
-          </w:r>
-          <w:r>
-            <w:rPr>
-              <w:rStyle w:val="Hipervnculo"/>
-              <w:noProof/>
-            </w:rPr>
-          </w:r>
-          <w:r>
-            <w:rPr>
-              <w:rStyle w:val="Hipervnculo"/>
-              <w:noProof/>
-            </w:rPr>
-            <w:fldChar w:fldCharType="separate"/>
-          </w:r>
-          <w:r>
-            <w:rPr>
-              <w:rStyle w:val="Hipervnculo"/>
-              <w:noProof/>
-            </w:rPr>
-            <w:t>Capturas de pantalla y explicaciones sobre el proceso de configuración de FileZilla para FTPS.</w:t>
-          </w:r>
-          <w:r>
-            <w:rPr>
-              <w:noProof/>
-              <w:webHidden/>
-            </w:rPr>
-            <w:tab/>
-          </w:r>
-          <w:r>
-            <w:rPr>
-              <w:noProof/>
-              <w:webHidden/>
-            </w:rPr>
-            <w:fldChar w:fldCharType="begin"/>
-          </w:r>
-          <w:r>
-            <w:rPr>
-              <w:noProof/>
-              <w:webHidden/>
-            </w:rPr>
-            <w:instrText xml:space="preserve"> PAGEREF _Toc219470130 \h </w:instrText>
-          </w:r>
-          <w:r>
-            <w:rPr>
-              <w:noProof/>
-              <w:webHidden/>
-            </w:rPr>
-          </w:r>
-          <w:r>
-            <w:rPr>
-              <w:noProof/>
-              <w:webHidden/>
-            </w:rPr>
-            <w:fldChar w:fldCharType="separate"/>
-          </w:r>
-          <w:r>
-            <w:rPr>
-              <w:noProof/>
-              <w:webHidden/>
-            </w:rPr>
-            <w:t>2</w:t>
-          </w:r>
-          <w:r>
-            <w:rPr>
-              <w:noProof/>
-              <w:webHidden/>
-            </w:rPr>
-            <w:fldChar w:fldCharType="end"/>
-          </w:r>
-          <w:r>
-            <w:rPr>
-              <w:rStyle w:val="Hipervnculo"/>
-              <w:noProof/>
-            </w:rPr>
-            <w:fldChar w:fldCharType="end"/>
-          </w:r>
-        </w:p>
-        <w:p>
-          <w:pPr>
-            <w:pStyle w:val="TDC1"/>
-            <w:tabs>
-              <w:tab w:val="right" w:leader="dot" w:pos="8494"/>
-            </w:tabs>
-            <w:rPr>
-              <w:rFonts w:eastAsiaTheme="minorEastAsia"/>
-              <w:noProof/>
-              <w:lang w:eastAsia="es-ES"/>
-            </w:rPr>
-          </w:pPr>
-          <w:hyperlink w:anchor="_Toc219470131" w:history="1">
+          <w:hyperlink w:anchor="_Toc220680625" w:history="1">
             <w:r>
               <w:rPr>
                 <w:rStyle w:val="Hipervnculo"/>
                 <w:noProof/>
               </w:rPr>
-              <w:t>Investigue</w:t>
+              <w:t>Capturas de pantalla que ilustren el proceso de configuración así como la demostración del correcto funcionamiento del servidor DNS.</w:t>
             </w:r>
             <w:r>
               <w:rPr>
@@ -973,7 +856,77 @@
                 <w:noProof/>
                 <w:webHidden/>
               </w:rPr>
-              <w:instrText xml:space="preserve"> PAGEREF _Toc219470131 \h </w:instrText>
+              <w:instrText xml:space="preserve"> PAGEREF _Toc220680625 \h </w:instrText>
+            </w:r>
+            <w:r>
+              <w:rPr>
+                <w:noProof/>
+                <w:webHidden/>
+              </w:rPr>
+            </w:r>
+            <w:r>
+              <w:rPr>
+                <w:noProof/>
+                <w:webHidden/>
+              </w:rPr>
+              <w:fldChar w:fldCharType="separate"/>
+            </w:r>
+            <w:r>
+              <w:rPr>
+                <w:noProof/>
+                <w:webHidden/>
+              </w:rPr>
+              <w:t>2</w:t>
+            </w:r>
+            <w:r>
+              <w:rPr>
+                <w:noProof/>
+                <w:webHidden/>
+              </w:rPr>
+              <w:fldChar w:fldCharType="end"/>
+            </w:r>
+          </w:hyperlink>
+        </w:p>
+        <w:p>
+          <w:pPr>
+            <w:pStyle w:val="TDC1"/>
+            <w:tabs>
+              <w:tab w:val="right" w:leader="dot" w:pos="8494"/>
+            </w:tabs>
+            <w:rPr>
+              <w:rFonts w:eastAsiaTheme="minorEastAsia"/>
+              <w:noProof/>
+              <w:lang w:eastAsia="es-ES"/>
+            </w:rPr>
+          </w:pPr>
+          <w:hyperlink w:anchor="_Toc220680626" w:history="1">
+            <w:r>
+              <w:rPr>
+                <w:rStyle w:val="Hipervnculo"/>
+                <w:noProof/>
+              </w:rPr>
+              <w:t>Investiga</w:t>
+            </w:r>
+            <w:r>
+              <w:rPr>
+                <w:noProof/>
+                <w:webHidden/>
+              </w:rPr>
+              <w:tab/>
+            </w:r>
+            <w:r>
+              <w:rPr>
+                <w:noProof/>
+                <w:webHidden/>
+              </w:rPr>
+              <w:fldChar w:fldCharType="begin"/>
+            </w:r>
+            <w:r>
+              <w:rPr>
+                <w:noProof/>
+                <w:webHidden/>
+              </w:rPr>
+              <w:instrText xml:space="preserve"> PAGEREF _Toc220680626 \h </w:instrText>
             </w:r>
             <w:r>
               <w:rPr>
@@ -1035,20 +988,73 @@
       <w:pPr>
         <w:pStyle w:val="Ttulo1"/>
       </w:pPr>
-      <w:bookmarkStart w:id="1" w:name="_Toc219470130"/>
+      <w:bookmarkStart w:id="0" w:name="_Toc220680625"/>
       <w:r>
         <w:lastRenderedPageBreak/>
-        <w:t xml:space="preserve">Capturas de pantalla y explicaciones sobre el proceso de configuración de </w:t>
+        <w:t xml:space="preserve">Capturas de pantalla que ilustren el proceso de </w:t>
+      </w:r>
+      <w:proofErr w:type="gramStart"/>
+      <w:r>
+        <w:t>configuración</w:t>
+      </w:r>
+      <w:proofErr w:type="gramEnd"/>
+      <w:r>
+        <w:t xml:space="preserve"> así como la demostración del correcto fun</w:t>
+      </w:r>
+      <w:r>
+        <w:t>cionamiento del servidor DNS.</w:t>
+      </w:r>
+      <w:bookmarkEnd w:id="0"/>
+    </w:p>
+    <w:p>
+      <w:r>
+        <w:t xml:space="preserve">Por inicio tenemos que </w:t>
+      </w:r>
+      <w:r>
+        <w:rPr>
+          <w:rStyle w:val="Ttulo2Car"/>
+        </w:rPr>
+        <w:t xml:space="preserve">crear dos </w:t>
       </w:r>
       <w:proofErr w:type="spellStart"/>
       <w:r>
-        <w:t>FileZilla</w:t>
+        <w:rPr>
+          <w:rStyle w:val="Ttulo2Car"/>
+        </w:rPr>
+        <w:t>maquinas</w:t>
       </w:r>
       <w:proofErr w:type="spellEnd"/>
       <w:r>
-        <w:t xml:space="preserve"> para FTPS.</w:t>
-      </w:r>
-      <w:bookmarkEnd w:id="1"/>
+        <w:rPr>
+          <w:rStyle w:val="Ttulo2Car"/>
+        </w:rPr>
+        <w:t xml:space="preserve"> virtuales</w:t>
+      </w:r>
+      <w:r>
+        <w:t xml:space="preserve"> en </w:t>
+      </w:r>
+      <w:proofErr w:type="spellStart"/>
+      <w:r>
+        <w:t>Azure</w:t>
+      </w:r>
+      <w:proofErr w:type="spellEnd"/>
+      <w:r>
+        <w:t xml:space="preserve">, una de Windows 10 y otra de </w:t>
+      </w:r>
+      <w:r>
+        <w:t>Windows Server 202</w:t>
+      </w:r>
+      <w:r>
+        <w:t>2. En la misma región en mi caso es “</w:t>
+      </w:r>
+      <w:proofErr w:type="spellStart"/>
+      <w:r>
+        <w:t>Norway</w:t>
+      </w:r>
+      <w:proofErr w:type="spellEnd"/>
+      <w:r>
+        <w:t xml:space="preserve"> East”.</w:t>
+      </w:r>
     </w:p>
     <w:p>
       <w:r>
@@ -1059,261 +1065,18 @@
         <mc:AlternateContent>
           <mc:Choice Requires="wps">
             <w:drawing>
-              <wp:anchor distT="0" distB="0" distL="114300" distR="114300" simplePos="0" relativeHeight="251665408" behindDoc="0" locked="0" layoutInCell="1" allowOverlap="1" wp14:anchorId="5F8C8A6A" wp14:editId="2DA6F5A7">
+              <wp:anchor distT="0" distB="0" distL="114300" distR="114300" simplePos="0" relativeHeight="251671552" behindDoc="0" locked="0" layoutInCell="1" allowOverlap="1" wp14:anchorId="1632AA3C" wp14:editId="30B98B8D">
                 <wp:simplePos x="0" y="0"/>
                 <wp:positionH relativeFrom="column">
-                  <wp:posOffset>322319</wp:posOffset>
+                  <wp:posOffset>615642</wp:posOffset>
                 </wp:positionH>
                 <wp:positionV relativeFrom="paragraph">
-                  <wp:posOffset>107599</wp:posOffset>
+                  <wp:posOffset>66335</wp:posOffset>
                 </wp:positionV>
-                <wp:extent cx="67318" cy="460005"/>
-                <wp:effectExtent l="0" t="0" r="66040" b="54610"/>
+                <wp:extent cx="538681" cy="167489"/>
+                <wp:effectExtent l="0" t="0" r="13970" b="23495"/>
                 <wp:wrapNone/>
-                <wp:docPr id="17" name="Conector recto de flecha 17"/>
-                <wp:cNvGraphicFramePr/>
-                <a:graphic xmlns:a="http://schemas.openxmlformats.org/drawingml/2006/main">
-                  <a:graphicData uri="http://schemas.microsoft.com/office/word/2010/wordprocessingShape">
-                    <wps:wsp>
-                      <wps:cNvCnPr/>
-                      <wps:spPr>
-                        <a:xfrm>
-                          <a:off x="0" y="0"/>
-                          <a:ext cx="67318" cy="460005"/>
-                        </a:xfrm>
-                        <a:prstGeom prst="straightConnector1">
-                          <a:avLst/>
-                        </a:prstGeom>
-                        <a:ln>
-                          <a:solidFill>
-                            <a:srgbClr val="FF0000"/>
-                          </a:solidFill>
-                          <a:tailEnd type="triangle"/>
-                        </a:ln>
-                      </wps:spPr>
-                      <wps:style>
-                        <a:lnRef idx="1">
-                          <a:schemeClr val="accent1"/>
-                        </a:lnRef>
-                        <a:fillRef idx="0">
-                          <a:schemeClr val="accent1"/>
-                        </a:fillRef>
-                        <a:effectRef idx="0">
-                          <a:schemeClr val="accent1"/>
-                        </a:effectRef>
-                        <a:fontRef idx="minor">
-                          <a:schemeClr val="tx1"/>
-                        </a:fontRef>
-                      </wps:style>
-                      <wps:bodyPr/>
-                    </wps:wsp>
-                  </a:graphicData>
-                </a:graphic>
-              </wp:anchor>
-            </w:drawing>
-          </mc:Choice>
-          <mc:Fallback>
-            <w:pict>
-              <v:shapetype w14:anchorId="4F6567C0" id="_x0000_t32" coordsize="21600,21600" o:spt="32" o:oned="t" path="m,l21600,21600e" filled="f">
-                <v:path arrowok="t" fillok="f" o:connecttype="none"/>
-                <o:lock v:ext="edit" shapetype="t"/>
-              </v:shapetype>
-              <v:shape id="Conector recto de flecha 17" o:spid="_x0000_s1026" type="#_x0000_t32" style="position:absolute;margin-left:25.4pt;margin-top:8.45pt;width:5.3pt;height:36.2pt;z-index:251665408;visibility:visible;mso-wrap-style:square;mso-wrap-distance-left:9pt;mso-wrap-distance-top:0;mso-wrap-distance-right:9pt;mso-wrap-distance-bottom:0;mso-position-horizontal:absolute;mso-position-horizontal-relative:text;mso-position-vertical:absolute;mso-position-vertical-relative:text" o:gfxdata="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" strokecolor="red" strokeweight=".5pt">
-                <v:stroke endarrow="block" joinstyle="miter"/>
-              </v:shape>
-            </w:pict>
-          </mc:Fallback>
-        </mc:AlternateContent>
-      </w:r>
-      <w:r>
-        <w:t>Habilitamos el FTPS. En “</w:t>
-      </w:r>
-      <w:proofErr w:type="spellStart"/>
-      <w:r>
-        <w:t>Edit</w:t>
-      </w:r>
-      <w:proofErr w:type="spellEnd"/>
-      <w:r>
-        <w:t>” -&gt; “</w:t>
-      </w:r>
-      <w:proofErr w:type="spellStart"/>
-      <w:r>
-        <w:t>Settings</w:t>
-      </w:r>
-      <w:proofErr w:type="spellEnd"/>
-      <w:r>
-        <w:t xml:space="preserve">” y encontramos “SSL/TLS </w:t>
-      </w:r>
-      <w:proofErr w:type="spellStart"/>
-      <w:r>
-        <w:t>settings</w:t>
-      </w:r>
-      <w:proofErr w:type="spellEnd"/>
-      <w:r>
-        <w:t>” hay habilitamos como en la captura.</w:t>
-      </w:r>
-    </w:p>
-    <w:p>
-      <w:r>
-        <w:rPr>
-          <w:noProof/>
-          <w:lang w:eastAsia="es-ES"/>
-        </w:rPr>
-        <mc:AlternateContent>
-          <mc:Choice Requires="wps">
-            <w:drawing>
-              <wp:anchor distT="0" distB="0" distL="114300" distR="114300" simplePos="0" relativeHeight="251668480" behindDoc="0" locked="0" layoutInCell="1" allowOverlap="1" wp14:anchorId="792AC5C8" wp14:editId="78F279BF">
-                <wp:simplePos x="0" y="0"/>
-                <wp:positionH relativeFrom="column">
-                  <wp:posOffset>2044532</wp:posOffset>
-                </wp:positionH>
-                <wp:positionV relativeFrom="paragraph">
-                  <wp:posOffset>1270156</wp:posOffset>
-                </wp:positionV>
-                <wp:extent cx="179515" cy="140245"/>
-                <wp:effectExtent l="38100" t="0" r="30480" b="50800"/>
-                <wp:wrapNone/>
-                <wp:docPr id="21" name="Conector recto de flecha 21"/>
-                <wp:cNvGraphicFramePr/>
-                <a:graphic xmlns:a="http://schemas.openxmlformats.org/drawingml/2006/main">
-                  <a:graphicData uri="http://schemas.microsoft.com/office/word/2010/wordprocessingShape">
-                    <wps:wsp>
-                      <wps:cNvCnPr/>
-                      <wps:spPr>
-                        <a:xfrm flipH="1">
-                          <a:off x="0" y="0"/>
-                          <a:ext cx="179515" cy="140245"/>
-                        </a:xfrm>
-                        <a:prstGeom prst="straightConnector1">
-                          <a:avLst/>
-                        </a:prstGeom>
-                        <a:ln>
-                          <a:solidFill>
-                            <a:srgbClr val="FF0000"/>
-                          </a:solidFill>
-                          <a:tailEnd type="triangle"/>
-                        </a:ln>
-                      </wps:spPr>
-                      <wps:style>
-                        <a:lnRef idx="1">
-                          <a:schemeClr val="accent1"/>
-                        </a:lnRef>
-                        <a:fillRef idx="0">
-                          <a:schemeClr val="accent1"/>
-                        </a:fillRef>
-                        <a:effectRef idx="0">
-                          <a:schemeClr val="accent1"/>
-                        </a:effectRef>
-                        <a:fontRef idx="minor">
-                          <a:schemeClr val="tx1"/>
-                        </a:fontRef>
-                      </wps:style>
-                      <wps:bodyPr/>
-                    </wps:wsp>
-                  </a:graphicData>
-                </a:graphic>
-              </wp:anchor>
-            </w:drawing>
-          </mc:Choice>
-          <mc:Fallback>
-            <w:pict>
-              <v:shape w14:anchorId="057E5293" id="Conector recto de flecha 21" o:spid="_x0000_s1026" type="#_x0000_t32" style="position:absolute;margin-left:161pt;margin-top:100pt;width:14.15pt;height:11.05pt;flip:x;z-index:251668480;visibility:visible;mso-wrap-style:square;mso-wrap-distance-left:9pt;mso-wrap-distance-top:0;mso-wrap-distance-right:9pt;mso-wrap-distance-bottom:0;mso-position-horizontal:absolute;mso-position-horizontal-relative:text;mso-position-vertical:absolute;mso-position-vertical-relative:text" o:gfxdata="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" strokecolor="red" strokeweight=".5pt">
-                <v:stroke endarrow="block" joinstyle="miter"/>
-              </v:shape>
-            </w:pict>
-          </mc:Fallback>
-        </mc:AlternateContent>
-      </w:r>
-      <w:r>
-        <w:rPr>
-          <w:noProof/>
-          <w:lang w:eastAsia="es-ES"/>
-        </w:rPr>
-        <mc:AlternateContent>
-          <mc:Choice Requires="wps">
-            <w:drawing>
-              <wp:anchor distT="0" distB="0" distL="114300" distR="114300" simplePos="0" relativeHeight="251667456" behindDoc="0" locked="0" layoutInCell="1" allowOverlap="1" wp14:anchorId="09358A67" wp14:editId="660B4830">
-                <wp:simplePos x="0" y="0"/>
-                <wp:positionH relativeFrom="column">
-                  <wp:posOffset>1865018</wp:posOffset>
-                </wp:positionH>
-                <wp:positionV relativeFrom="paragraph">
-                  <wp:posOffset>389415</wp:posOffset>
-                </wp:positionV>
-                <wp:extent cx="134636" cy="398297"/>
-                <wp:effectExtent l="0" t="0" r="55880" b="59055"/>
-                <wp:wrapNone/>
-                <wp:docPr id="20" name="Conector recto de flecha 20"/>
-                <wp:cNvGraphicFramePr/>
-                <a:graphic xmlns:a="http://schemas.openxmlformats.org/drawingml/2006/main">
-                  <a:graphicData uri="http://schemas.microsoft.com/office/word/2010/wordprocessingShape">
-                    <wps:wsp>
-                      <wps:cNvCnPr/>
-                      <wps:spPr>
-                        <a:xfrm>
-                          <a:off x="0" y="0"/>
-                          <a:ext cx="134636" cy="398297"/>
-                        </a:xfrm>
-                        <a:prstGeom prst="straightConnector1">
-                          <a:avLst/>
-                        </a:prstGeom>
-                        <a:ln>
-                          <a:solidFill>
-                            <a:srgbClr val="FF0000"/>
-                          </a:solidFill>
-                          <a:tailEnd type="triangle"/>
-                        </a:ln>
-                      </wps:spPr>
-                      <wps:style>
-                        <a:lnRef idx="1">
-                          <a:schemeClr val="accent1"/>
-                        </a:lnRef>
-                        <a:fillRef idx="0">
-                          <a:schemeClr val="accent1"/>
-                        </a:fillRef>
-                        <a:effectRef idx="0">
-                          <a:schemeClr val="accent1"/>
-                        </a:effectRef>
-                        <a:fontRef idx="minor">
-                          <a:schemeClr val="tx1"/>
-                        </a:fontRef>
-                      </wps:style>
-                      <wps:bodyPr/>
-                    </wps:wsp>
-                  </a:graphicData>
-                </a:graphic>
-              </wp:anchor>
-            </w:drawing>
-          </mc:Choice>
-          <mc:Fallback>
-            <w:pict>
-              <v:shape w14:anchorId="7BC8627C" id="Conector recto de flecha 20" o:spid="_x0000_s1026" type="#_x0000_t32" style="position:absolute;margin-left:146.85pt;margin-top:30.65pt;width:10.6pt;height:31.35pt;z-index:251667456;visibility:visible;mso-wrap-style:square;mso-wrap-distance-left:9pt;mso-wrap-distance-top:0;mso-wrap-distance-right:9pt;mso-wrap-distance-bottom:0;mso-position-horizontal:absolute;mso-position-horizontal-relative:text;mso-position-vertical:absolute;mso-position-vertical-relative:text" o:gfxdata="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" strokecolor="red" strokeweight=".5pt">
-                <v:stroke endarrow="block" joinstyle="miter"/>
-              </v:shape>
-            </w:pict>
-          </mc:Fallback>
-        </mc:AlternateContent>
-      </w:r>
-      <w:r>
-        <w:rPr>
-          <w:noProof/>
-          <w:lang w:eastAsia="es-ES"/>
-        </w:rPr>
-        <mc:AlternateContent>
-          <mc:Choice Requires="wps">
-            <w:drawing>
-              <wp:anchor distT="0" distB="0" distL="114300" distR="114300" simplePos="0" relativeHeight="251666432" behindDoc="0" locked="0" layoutInCell="1" allowOverlap="1" wp14:anchorId="59DD512C" wp14:editId="1A7FE8DE">
-                <wp:simplePos x="0" y="0"/>
-                <wp:positionH relativeFrom="column">
-                  <wp:posOffset>1360135</wp:posOffset>
-                </wp:positionH>
-                <wp:positionV relativeFrom="paragraph">
-                  <wp:posOffset>1505768</wp:posOffset>
-                </wp:positionV>
-                <wp:extent cx="482444" cy="67318"/>
-                <wp:effectExtent l="0" t="0" r="13335" b="27940"/>
-                <wp:wrapNone/>
-                <wp:docPr id="18" name="Rectángulo 18"/>
+                <wp:docPr id="6" name="Rectángulo 6"/>
                 <wp:cNvGraphicFramePr/>
                 <a:graphic xmlns:a="http://schemas.openxmlformats.org/drawingml/2006/main">
                   <a:graphicData uri="http://schemas.microsoft.com/office/word/2010/wordprocessingShape">
@@ -1322,7 +1085,7 @@
                       <wps:spPr>
                         <a:xfrm>
                           <a:off x="0" y="0"/>
-                          <a:ext cx="482444" cy="67318"/>
+                          <a:ext cx="538681" cy="167489"/>
                         </a:xfrm>
                         <a:prstGeom prst="rect">
                           <a:avLst/>
@@ -1364,16 +1127,24 @@
           </mc:Choice>
           <mc:Fallback>
             <w:pict>
-              <v:rect w14:anchorId="198A9100" id="Rectángulo 18" o:spid="_x0000_s1026" style="position:absolute;margin-left:107.1pt;margin-top:118.55pt;width:38pt;height:5.3pt;z-index:251666432;visibility:visible;mso-wrap-style:square;mso-wrap-distance-left:9pt;mso-wrap-distance-top:0;mso-wrap-distance-right:9pt;mso-wrap-distance-bottom:0;mso-position-horizontal:absolute;mso-position-horizontal-relative:text;mso-position-vertical:absolute;mso-position-vertical-relative:text;v-text-anchor:middle" o:gfxdata="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" filled="f" strokecolor="red" strokeweight="1pt"/>
+              <v:rect w14:anchorId="51BC3CC3" id="Rectángulo 6" o:spid="_x0000_s1026" style="position:absolute;margin-left:48.5pt;margin-top:5.2pt;width:42.4pt;height:13.2pt;z-index:251671552;visibility:visible;mso-wrap-style:square;mso-wrap-distance-left:9pt;mso-wrap-distance-top:0;mso-wrap-distance-right:9pt;mso-wrap-distance-bottom:0;mso-position-horizontal:absolute;mso-position-horizontal-relative:text;mso-position-vertical:absolute;mso-position-vertical-relative:text;v-text-anchor:middle" o:gfxdata="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" filled="f" strokecolor="red" strokeweight="1pt"/>
             </w:pict>
           </mc:Fallback>
         </mc:AlternateContent>
       </w:r>
       <w:r>
         <w:drawing>
-          <wp:inline distT="0" distB="0" distL="0" distR="0" wp14:anchorId="381544FF" wp14:editId="2304B4E5">
-            <wp:extent cx="5400040" cy="3167380"/>
-            <wp:effectExtent l="0" t="0" r="0" b="0"/>
+          <wp:anchor distT="0" distB="0" distL="114300" distR="114300" simplePos="0" relativeHeight="251665408" behindDoc="0" locked="0" layoutInCell="1" allowOverlap="1" wp14:anchorId="592B6C33" wp14:editId="71E2C168">
+            <wp:simplePos x="0" y="0"/>
+            <wp:positionH relativeFrom="margin">
+              <wp:align>center</wp:align>
+            </wp:positionH>
+            <wp:positionV relativeFrom="paragraph">
+              <wp:posOffset>25391</wp:posOffset>
+            </wp:positionV>
+            <wp:extent cx="4462818" cy="2776666"/>
+            <wp:effectExtent l="0" t="0" r="0" b="5080"/>
+            <wp:wrapSquare wrapText="bothSides"/>
             <wp:docPr id="1" name="Imagen 1"/>
             <wp:cNvGraphicFramePr>
               <a:graphicFrameLocks xmlns:a="http://schemas.openxmlformats.org/drawingml/2006/main" noChangeAspect="1"/>
@@ -1386,54 +1157,7 @@
                     <pic:cNvPicPr/>
                   </pic:nvPicPr>
                   <pic:blipFill>
-                    <a:blip r:embed="rId6"/>
-                    <a:stretch>
-                      <a:fillRect/>
-                    </a:stretch>
-                  </pic:blipFill>
-                  <pic:spPr>
-                    <a:xfrm>
-                      <a:off x="0" y="0"/>
-                      <a:ext cx="5400040" cy="3167380"/>
-                    </a:xfrm>
-                    <a:prstGeom prst="rect">
-                      <a:avLst/>
-                    </a:prstGeom>
-                  </pic:spPr>
-                </pic:pic>
-              </a:graphicData>
-            </a:graphic>
-          </wp:inline>
-        </w:drawing>
-      </w:r>
-    </w:p>
-    <w:p>
-      <w:r>
-        <w:drawing>
-          <wp:anchor distT="0" distB="0" distL="114300" distR="114300" simplePos="0" relativeHeight="251669504" behindDoc="0" locked="0" layoutInCell="1" allowOverlap="1" wp14:anchorId="069C68E5" wp14:editId="3970D968">
-            <wp:simplePos x="0" y="0"/>
-            <wp:positionH relativeFrom="margin">
-              <wp:align>center</wp:align>
-            </wp:positionH>
-            <wp:positionV relativeFrom="paragraph">
-              <wp:posOffset>281655</wp:posOffset>
-            </wp:positionV>
-            <wp:extent cx="3231254" cy="2369105"/>
-            <wp:effectExtent l="0" t="0" r="7620" b="0"/>
-            <wp:wrapTopAndBottom/>
-            <wp:docPr id="23" name="Imagen 23"/>
-            <wp:cNvGraphicFramePr>
-              <a:graphicFrameLocks xmlns:a="http://schemas.openxmlformats.org/drawingml/2006/main" noChangeAspect="1"/>
-            </wp:cNvGraphicFramePr>
-            <a:graphic xmlns:a="http://schemas.openxmlformats.org/drawingml/2006/main">
-              <a:graphicData uri="http://schemas.openxmlformats.org/drawingml/2006/picture">
-                <pic:pic xmlns:pic="http://schemas.openxmlformats.org/drawingml/2006/picture">
-                  <pic:nvPicPr>
-                    <pic:cNvPr id="1" name=""/>
-                    <pic:cNvPicPr/>
-                  </pic:nvPicPr>
-                  <pic:blipFill>
-                    <a:blip r:embed="rId7">
+                    <a:blip r:embed="rId6" cstate="print">
                       <a:extLst>
                         <a:ext uri="{28A0092B-C50C-407E-A947-70E740481C1C}">
                           <a14:useLocalDpi xmlns:a14="http://schemas.microsoft.com/office/drawing/2010/main" val="0"/>
@@ -1447,7 +1171,7 @@
                   <pic:spPr>
                     <a:xfrm>
                       <a:off x="0" y="0"/>
-                      <a:ext cx="3231254" cy="2369105"/>
+                      <a:ext cx="4462818" cy="2776666"/>
                     </a:xfrm>
                     <a:prstGeom prst="rect">
                       <a:avLst/>
@@ -1459,165 +1183,9 @@
           </wp:anchor>
         </w:drawing>
       </w:r>
-      <w:r>
-        <w:t>Accedemos a “</w:t>
-      </w:r>
-      <w:proofErr w:type="spellStart"/>
-      <w:r>
-        <w:t>Generate</w:t>
-      </w:r>
-      <w:proofErr w:type="spellEnd"/>
-      <w:r>
-        <w:t xml:space="preserve"> new </w:t>
-      </w:r>
-      <w:proofErr w:type="spellStart"/>
-      <w:r>
-        <w:t>certificate</w:t>
-      </w:r>
-      <w:proofErr w:type="spellEnd"/>
-      <w:r>
-        <w:t xml:space="preserve"> …”.</w:t>
-      </w:r>
     </w:p>
-    <w:p>
-      <w:r>
-        <w:t>Tenemos que</w:t>
-      </w:r>
-      <w:r>
-        <w:t xml:space="preserve"> crear o generar un certificado. Guardamos en escritorio.</w:t>
-      </w:r>
-    </w:p>
-    <w:p>
-      <w:r>
-        <w:drawing>
-          <wp:inline distT="0" distB="0" distL="0" distR="0" wp14:anchorId="395137CF" wp14:editId="7BD6CF8C">
-            <wp:extent cx="4572638" cy="933580"/>
-            <wp:effectExtent l="0" t="0" r="0" b="0"/>
-            <wp:docPr id="24" name="Imagen 24"/>
-            <wp:cNvGraphicFramePr>
-              <a:graphicFrameLocks xmlns:a="http://schemas.openxmlformats.org/drawingml/2006/main" noChangeAspect="1"/>
-            </wp:cNvGraphicFramePr>
-            <a:graphic xmlns:a="http://schemas.openxmlformats.org/drawingml/2006/main">
-              <a:graphicData uri="http://schemas.openxmlformats.org/drawingml/2006/picture">
-                <pic:pic xmlns:pic="http://schemas.openxmlformats.org/drawingml/2006/picture">
-                  <pic:nvPicPr>
-                    <pic:cNvPr id="1" name=""/>
-                    <pic:cNvPicPr/>
-                  </pic:nvPicPr>
-                  <pic:blipFill>
-                    <a:blip r:embed="rId8"/>
-                    <a:stretch>
-                      <a:fillRect/>
-                    </a:stretch>
-                  </pic:blipFill>
-                  <pic:spPr>
-                    <a:xfrm>
-                      <a:off x="0" y="0"/>
-                      <a:ext cx="4572638" cy="933580"/>
-                    </a:xfrm>
-                    <a:prstGeom prst="rect">
-                      <a:avLst/>
-                    </a:prstGeom>
-                  </pic:spPr>
-                </pic:pic>
-              </a:graphicData>
-            </a:graphic>
-          </wp:inline>
-        </w:drawing>
-      </w:r>
-    </w:p>
-    <w:p>
-      <w:r>
-        <w:t xml:space="preserve">Si intentamos conectarnos nos manda este error que significa: “… </w:t>
-      </w:r>
-      <w:r>
-        <w:t xml:space="preserve">ocurre porque el cliente moderno intenta usar protocolos de cifrado actuales (TLS 1.2 o 1.3), mientras que tu servidor </w:t>
-      </w:r>
-      <w:r>
-        <w:lastRenderedPageBreak/>
-        <w:t>(probablemente instalado a través de un paquete antiguo de XAMPP) solo soporta versiones obsoletas</w:t>
-      </w:r>
-      <w:r>
-        <w:t>”.</w:t>
-      </w:r>
-    </w:p>
-    <w:p>
-      <w:r>
-        <w:drawing>
-          <wp:anchor distT="0" distB="0" distL="114300" distR="114300" simplePos="0" relativeHeight="251670528" behindDoc="0" locked="0" layoutInCell="1" allowOverlap="1" wp14:anchorId="7AE51568" wp14:editId="4173382F">
-            <wp:simplePos x="0" y="0"/>
-            <wp:positionH relativeFrom="margin">
-              <wp:align>center</wp:align>
-            </wp:positionH>
-            <wp:positionV relativeFrom="paragraph">
-              <wp:posOffset>251456</wp:posOffset>
-            </wp:positionV>
-            <wp:extent cx="2832735" cy="1991360"/>
-            <wp:effectExtent l="0" t="0" r="5715" b="8890"/>
-            <wp:wrapTopAndBottom/>
-            <wp:docPr id="26" name="Imagen 26"/>
-            <wp:cNvGraphicFramePr>
-              <a:graphicFrameLocks xmlns:a="http://schemas.openxmlformats.org/drawingml/2006/main" noChangeAspect="1"/>
-            </wp:cNvGraphicFramePr>
-            <a:graphic xmlns:a="http://schemas.openxmlformats.org/drawingml/2006/main">
-              <a:graphicData uri="http://schemas.openxmlformats.org/drawingml/2006/picture">
-                <pic:pic xmlns:pic="http://schemas.openxmlformats.org/drawingml/2006/picture">
-                  <pic:nvPicPr>
-                    <pic:cNvPr id="1" name=""/>
-                    <pic:cNvPicPr/>
-                  </pic:nvPicPr>
-                  <pic:blipFill>
-                    <a:blip r:embed="rId9">
-                      <a:extLst>
-                        <a:ext uri="{28A0092B-C50C-407E-A947-70E740481C1C}">
-                          <a14:useLocalDpi xmlns:a14="http://schemas.microsoft.com/office/drawing/2010/main" val="0"/>
-                        </a:ext>
-                      </a:extLst>
-                    </a:blip>
-                    <a:stretch>
-                      <a:fillRect/>
-                    </a:stretch>
-                  </pic:blipFill>
-                  <pic:spPr>
-                    <a:xfrm>
-                      <a:off x="0" y="0"/>
-                      <a:ext cx="2832735" cy="1991360"/>
-                    </a:xfrm>
-                    <a:prstGeom prst="rect">
-                      <a:avLst/>
-                    </a:prstGeom>
-                  </pic:spPr>
-                </pic:pic>
-              </a:graphicData>
-            </a:graphic>
-          </wp:anchor>
-        </w:drawing>
-      </w:r>
-      <w:r>
-        <w:t xml:space="preserve">Tenemos que cambiar la versión en </w:t>
-      </w:r>
-      <w:proofErr w:type="spellStart"/>
-      <w:r>
-        <w:t>FileZilla</w:t>
-      </w:r>
-      <w:proofErr w:type="spellEnd"/>
-      <w:r>
-        <w:t xml:space="preserve"> Cliente, como </w:t>
-      </w:r>
-      <w:proofErr w:type="spellStart"/>
-      <w:r>
-        <w:t>hcaerlo</w:t>
-      </w:r>
-      <w:proofErr w:type="spellEnd"/>
-      <w:r>
-        <w:t>:</w:t>
-      </w:r>
-    </w:p>
-    <w:p>
-      <w:r>
-        <w:t>Accedemos a “Archivo” -&gt; “Gestor de Sitios…”.</w:t>
-      </w:r>
-    </w:p>
+    <w:p/>
+    <w:p/>
     <w:p>
       <w:r>
         <w:rPr>
@@ -1627,88 +1195,18 @@
         <mc:AlternateContent>
           <mc:Choice Requires="wps">
             <w:drawing>
-              <wp:anchor distT="0" distB="0" distL="114300" distR="114300" simplePos="0" relativeHeight="251674624" behindDoc="0" locked="0" layoutInCell="1" allowOverlap="1" wp14:anchorId="7C3F3139" wp14:editId="1F5042DB">
+              <wp:anchor distT="0" distB="0" distL="114300" distR="114300" simplePos="0" relativeHeight="251667456" behindDoc="0" locked="0" layoutInCell="1" allowOverlap="1" wp14:anchorId="2322ADAA" wp14:editId="046D2868">
                 <wp:simplePos x="0" y="0"/>
                 <wp:positionH relativeFrom="column">
-                  <wp:posOffset>3940650</wp:posOffset>
+                  <wp:posOffset>3645774</wp:posOffset>
                 </wp:positionH>
                 <wp:positionV relativeFrom="paragraph">
-                  <wp:posOffset>1905884</wp:posOffset>
+                  <wp:posOffset>166288</wp:posOffset>
                 </wp:positionV>
-                <wp:extent cx="319760" cy="342199"/>
-                <wp:effectExtent l="0" t="0" r="61595" b="58420"/>
+                <wp:extent cx="538681" cy="167489"/>
+                <wp:effectExtent l="0" t="0" r="13970" b="23495"/>
                 <wp:wrapNone/>
-                <wp:docPr id="448" name="Conector recto de flecha 448"/>
-                <wp:cNvGraphicFramePr/>
-                <a:graphic xmlns:a="http://schemas.openxmlformats.org/drawingml/2006/main">
-                  <a:graphicData uri="http://schemas.microsoft.com/office/word/2010/wordprocessingShape">
-                    <wps:wsp>
-                      <wps:cNvCnPr/>
-                      <wps:spPr>
-                        <a:xfrm>
-                          <a:off x="0" y="0"/>
-                          <a:ext cx="319760" cy="342199"/>
-                        </a:xfrm>
-                        <a:prstGeom prst="straightConnector1">
-                          <a:avLst/>
-                        </a:prstGeom>
-                        <a:ln>
-                          <a:solidFill>
-                            <a:srgbClr val="FF0000"/>
-                          </a:solidFill>
-                          <a:tailEnd type="triangle"/>
-                        </a:ln>
-                      </wps:spPr>
-                      <wps:style>
-                        <a:lnRef idx="1">
-                          <a:schemeClr val="accent1"/>
-                        </a:lnRef>
-                        <a:fillRef idx="0">
-                          <a:schemeClr val="accent1"/>
-                        </a:fillRef>
-                        <a:effectRef idx="0">
-                          <a:schemeClr val="accent1"/>
-                        </a:effectRef>
-                        <a:fontRef idx="minor">
-                          <a:schemeClr val="tx1"/>
-                        </a:fontRef>
-                      </wps:style>
-                      <wps:bodyPr/>
-                    </wps:wsp>
-                  </a:graphicData>
-                </a:graphic>
-              </wp:anchor>
-            </w:drawing>
-          </mc:Choice>
-          <mc:Fallback>
-            <w:pict>
-              <v:shape w14:anchorId="2F1734ED" id="Conector recto de flecha 448" o:spid="_x0000_s1026" type="#_x0000_t32" style="position:absolute;margin-left:310.3pt;margin-top:150.05pt;width:25.2pt;height:26.95pt;z-index:251674624;visibility:visible;mso-wrap-style:square;mso-wrap-distance-left:9pt;mso-wrap-distance-top:0;mso-wrap-distance-right:9pt;mso-wrap-distance-bottom:0;mso-position-horizontal:absolute;mso-position-horizontal-relative:text;mso-position-vertical:absolute;mso-position-vertical-relative:text" o:gfxdata="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" strokecolor="red" strokeweight=".5pt">
-                <v:stroke endarrow="block" joinstyle="miter"/>
-              </v:shape>
-            </w:pict>
-          </mc:Fallback>
-        </mc:AlternateContent>
-      </w:r>
-      <w:r>
-        <w:rPr>
-          <w:noProof/>
-          <w:lang w:eastAsia="es-ES"/>
-        </w:rPr>
-        <mc:AlternateContent>
-          <mc:Choice Requires="wps">
-            <w:drawing>
-              <wp:anchor distT="0" distB="0" distL="114300" distR="114300" simplePos="0" relativeHeight="251673600" behindDoc="0" locked="0" layoutInCell="1" allowOverlap="1" wp14:anchorId="65219BCE" wp14:editId="55631C47">
-                <wp:simplePos x="0" y="0"/>
-                <wp:positionH relativeFrom="column">
-                  <wp:posOffset>2723320</wp:posOffset>
-                </wp:positionH>
-                <wp:positionV relativeFrom="paragraph">
-                  <wp:posOffset>166841</wp:posOffset>
-                </wp:positionV>
-                <wp:extent cx="2670273" cy="1150013"/>
-                <wp:effectExtent l="0" t="0" r="15875" b="12065"/>
-                <wp:wrapNone/>
-                <wp:docPr id="31" name="Rectángulo 31"/>
+                <wp:docPr id="4" name="Rectángulo 4"/>
                 <wp:cNvGraphicFramePr/>
                 <a:graphic xmlns:a="http://schemas.openxmlformats.org/drawingml/2006/main">
                   <a:graphicData uri="http://schemas.microsoft.com/office/word/2010/wordprocessingShape">
@@ -1717,7 +1215,7 @@
                       <wps:spPr>
                         <a:xfrm>
                           <a:off x="0" y="0"/>
-                          <a:ext cx="2670273" cy="1150013"/>
+                          <a:ext cx="538681" cy="167489"/>
                         </a:xfrm>
                         <a:prstGeom prst="rect">
                           <a:avLst/>
@@ -1759,11 +1257,19 @@
           </mc:Choice>
           <mc:Fallback>
             <w:pict>
-              <v:rect w14:anchorId="457287A1" id="Rectángulo 31" o:spid="_x0000_s1026" style="position:absolute;margin-left:214.45pt;margin-top:13.15pt;width:210.25pt;height:90.55pt;z-index:251673600;visibility:visible;mso-wrap-style:square;mso-wrap-distance-left:9pt;mso-wrap-distance-top:0;mso-wrap-distance-right:9pt;mso-wrap-distance-bottom:0;mso-position-horizontal:absolute;mso-position-horizontal-relative:text;mso-position-vertical:absolute;mso-position-vertical-relative:text;v-text-anchor:middle" o:gfxdata="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" filled="f" strokecolor="red" strokeweight="1pt"/>
+              <v:rect w14:anchorId="2F1BC8D1" id="Rectángulo 4" o:spid="_x0000_s1026" style="position:absolute;margin-left:287.05pt;margin-top:13.1pt;width:42.4pt;height:13.2pt;z-index:251667456;visibility:visible;mso-wrap-style:square;mso-wrap-distance-left:9pt;mso-wrap-distance-top:0;mso-wrap-distance-right:9pt;mso-wrap-distance-bottom:0;mso-position-horizontal:absolute;mso-position-horizontal-relative:text;mso-position-vertical:absolute;mso-position-vertical-relative:text;v-text-anchor:middle" o:gfxdata="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" filled="f" strokecolor="red" strokeweight="1pt"/>
             </w:pict>
           </mc:Fallback>
         </mc:AlternateContent>
       </w:r>
+    </w:p>
+    <w:p/>
+    <w:p/>
+    <w:p/>
+    <w:p/>
+    <w:p/>
+    <w:p/>
+    <w:p>
       <w:r>
         <w:rPr>
           <w:noProof/>
@@ -1772,27 +1278,383 @@
         <mc:AlternateContent>
           <mc:Choice Requires="wps">
             <w:drawing>
-              <wp:anchor distT="0" distB="0" distL="114300" distR="114300" simplePos="0" relativeHeight="251672576" behindDoc="0" locked="0" layoutInCell="1" allowOverlap="1" wp14:anchorId="5640C5F4" wp14:editId="0DF70CA4">
+              <wp:anchor distT="0" distB="0" distL="114300" distR="114300" simplePos="0" relativeHeight="251673600" behindDoc="0" locked="0" layoutInCell="1" allowOverlap="1" wp14:anchorId="6AB3C27E" wp14:editId="0D395C21">
                 <wp:simplePos x="0" y="0"/>
                 <wp:positionH relativeFrom="column">
-                  <wp:posOffset>636469</wp:posOffset>
+                  <wp:posOffset>593078</wp:posOffset>
                 </wp:positionH>
                 <wp:positionV relativeFrom="paragraph">
-                  <wp:posOffset>1535636</wp:posOffset>
+                  <wp:posOffset>30360</wp:posOffset>
                 </wp:positionV>
-                <wp:extent cx="224392" cy="263662"/>
-                <wp:effectExtent l="0" t="0" r="80645" b="60325"/>
+                <wp:extent cx="538681" cy="167489"/>
+                <wp:effectExtent l="0" t="0" r="13970" b="23495"/>
                 <wp:wrapNone/>
-                <wp:docPr id="29" name="Conector recto de flecha 29"/>
+                <wp:docPr id="7" name="Rectángulo 7"/>
+                <wp:cNvGraphicFramePr/>
+                <a:graphic xmlns:a="http://schemas.openxmlformats.org/drawingml/2006/main">
+                  <a:graphicData uri="http://schemas.microsoft.com/office/word/2010/wordprocessingShape">
+                    <wps:wsp>
+                      <wps:cNvSpPr/>
+                      <wps:spPr>
+                        <a:xfrm>
+                          <a:off x="0" y="0"/>
+                          <a:ext cx="538681" cy="167489"/>
+                        </a:xfrm>
+                        <a:prstGeom prst="rect">
+                          <a:avLst/>
+                        </a:prstGeom>
+                        <a:noFill/>
+                        <a:ln>
+                          <a:solidFill>
+                            <a:srgbClr val="FF0000"/>
+                          </a:solidFill>
+                        </a:ln>
+                      </wps:spPr>
+                      <wps:style>
+                        <a:lnRef idx="2">
+                          <a:schemeClr val="accent1">
+                            <a:shade val="50000"/>
+                          </a:schemeClr>
+                        </a:lnRef>
+                        <a:fillRef idx="1">
+                          <a:schemeClr val="accent1"/>
+                        </a:fillRef>
+                        <a:effectRef idx="0">
+                          <a:schemeClr val="accent1"/>
+                        </a:effectRef>
+                        <a:fontRef idx="minor">
+                          <a:schemeClr val="lt1"/>
+                        </a:fontRef>
+                      </wps:style>
+                      <wps:bodyPr rot="0" spcFirstLastPara="0" vertOverflow="overflow" horzOverflow="overflow" vert="horz" wrap="square" lIns="91440" tIns="45720" rIns="91440" bIns="45720" numCol="1" spcCol="0" rtlCol="0" fromWordArt="0" anchor="ctr" anchorCtr="0" forceAA="0" compatLnSpc="1">
+                        <a:prstTxWarp prst="textNoShape">
+                          <a:avLst/>
+                        </a:prstTxWarp>
+                        <a:noAutofit/>
+                      </wps:bodyPr>
+                    </wps:wsp>
+                  </a:graphicData>
+                </a:graphic>
+              </wp:anchor>
+            </w:drawing>
+          </mc:Choice>
+          <mc:Fallback>
+            <w:pict>
+              <v:rect w14:anchorId="5E8D52A9" id="Rectángulo 7" o:spid="_x0000_s1026" style="position:absolute;margin-left:46.7pt;margin-top:2.4pt;width:42.4pt;height:13.2pt;z-index:251673600;visibility:visible;mso-wrap-style:square;mso-wrap-distance-left:9pt;mso-wrap-distance-top:0;mso-wrap-distance-right:9pt;mso-wrap-distance-bottom:0;mso-position-horizontal:absolute;mso-position-horizontal-relative:text;mso-position-vertical:absolute;mso-position-vertical-relative:text;v-text-anchor:middle" o:gfxdata="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" filled="f" strokecolor="red" strokeweight="1pt"/>
+            </w:pict>
+          </mc:Fallback>
+        </mc:AlternateContent>
+      </w:r>
+      <w:r>
+        <w:drawing>
+          <wp:anchor distT="0" distB="0" distL="114300" distR="114300" simplePos="0" relativeHeight="251666432" behindDoc="0" locked="0" layoutInCell="1" allowOverlap="1" wp14:anchorId="6C90173B" wp14:editId="6ED829F1">
+            <wp:simplePos x="0" y="0"/>
+            <wp:positionH relativeFrom="margin">
+              <wp:align>center</wp:align>
+            </wp:positionH>
+            <wp:positionV relativeFrom="paragraph">
+              <wp:posOffset>6985</wp:posOffset>
+            </wp:positionV>
+            <wp:extent cx="4523740" cy="2804795"/>
+            <wp:effectExtent l="0" t="0" r="0" b="0"/>
+            <wp:wrapSquare wrapText="bothSides"/>
+            <wp:docPr id="2" name="Imagen 2"/>
+            <wp:cNvGraphicFramePr>
+              <a:graphicFrameLocks xmlns:a="http://schemas.openxmlformats.org/drawingml/2006/main" noChangeAspect="1"/>
+            </wp:cNvGraphicFramePr>
+            <a:graphic xmlns:a="http://schemas.openxmlformats.org/drawingml/2006/main">
+              <a:graphicData uri="http://schemas.openxmlformats.org/drawingml/2006/picture">
+                <pic:pic xmlns:pic="http://schemas.openxmlformats.org/drawingml/2006/picture">
+                  <pic:nvPicPr>
+                    <pic:cNvPr id="1" name=""/>
+                    <pic:cNvPicPr/>
+                  </pic:nvPicPr>
+                  <pic:blipFill>
+                    <a:blip r:embed="rId7" cstate="print">
+                      <a:extLst>
+                        <a:ext uri="{28A0092B-C50C-407E-A947-70E740481C1C}">
+                          <a14:useLocalDpi xmlns:a14="http://schemas.microsoft.com/office/drawing/2010/main" val="0"/>
+                        </a:ext>
+                      </a:extLst>
+                    </a:blip>
+                    <a:stretch>
+                      <a:fillRect/>
+                    </a:stretch>
+                  </pic:blipFill>
+                  <pic:spPr>
+                    <a:xfrm>
+                      <a:off x="0" y="0"/>
+                      <a:ext cx="4523740" cy="2804795"/>
+                    </a:xfrm>
+                    <a:prstGeom prst="rect">
+                      <a:avLst/>
+                    </a:prstGeom>
+                  </pic:spPr>
+                </pic:pic>
+              </a:graphicData>
+            </a:graphic>
+            <wp14:sizeRelH relativeFrom="margin">
+              <wp14:pctWidth>0</wp14:pctWidth>
+            </wp14:sizeRelH>
+            <wp14:sizeRelV relativeFrom="margin">
+              <wp14:pctHeight>0</wp14:pctHeight>
+            </wp14:sizeRelV>
+          </wp:anchor>
+        </w:drawing>
+      </w:r>
+    </w:p>
+    <w:p>
+      <w:r>
+        <w:rPr>
+          <w:noProof/>
+          <w:lang w:eastAsia="es-ES"/>
+        </w:rPr>
+        <mc:AlternateContent>
+          <mc:Choice Requires="wps">
+            <w:drawing>
+              <wp:anchor distT="0" distB="0" distL="114300" distR="114300" simplePos="0" relativeHeight="251669504" behindDoc="0" locked="0" layoutInCell="1" allowOverlap="1" wp14:anchorId="75CDF7F6" wp14:editId="79AE8A7B">
+                <wp:simplePos x="0" y="0"/>
+                <wp:positionH relativeFrom="column">
+                  <wp:posOffset>3653079</wp:posOffset>
+                </wp:positionH>
+                <wp:positionV relativeFrom="paragraph">
+                  <wp:posOffset>550268</wp:posOffset>
+                </wp:positionV>
+                <wp:extent cx="538681" cy="167489"/>
+                <wp:effectExtent l="0" t="0" r="13970" b="23495"/>
+                <wp:wrapNone/>
+                <wp:docPr id="5" name="Rectángulo 5"/>
+                <wp:cNvGraphicFramePr/>
+                <a:graphic xmlns:a="http://schemas.openxmlformats.org/drawingml/2006/main">
+                  <a:graphicData uri="http://schemas.microsoft.com/office/word/2010/wordprocessingShape">
+                    <wps:wsp>
+                      <wps:cNvSpPr/>
+                      <wps:spPr>
+                        <a:xfrm>
+                          <a:off x="0" y="0"/>
+                          <a:ext cx="538681" cy="167489"/>
+                        </a:xfrm>
+                        <a:prstGeom prst="rect">
+                          <a:avLst/>
+                        </a:prstGeom>
+                        <a:noFill/>
+                        <a:ln>
+                          <a:solidFill>
+                            <a:srgbClr val="FF0000"/>
+                          </a:solidFill>
+                        </a:ln>
+                      </wps:spPr>
+                      <wps:style>
+                        <a:lnRef idx="2">
+                          <a:schemeClr val="accent1">
+                            <a:shade val="50000"/>
+                          </a:schemeClr>
+                        </a:lnRef>
+                        <a:fillRef idx="1">
+                          <a:schemeClr val="accent1"/>
+                        </a:fillRef>
+                        <a:effectRef idx="0">
+                          <a:schemeClr val="accent1"/>
+                        </a:effectRef>
+                        <a:fontRef idx="minor">
+                          <a:schemeClr val="lt1"/>
+                        </a:fontRef>
+                      </wps:style>
+                      <wps:bodyPr rot="0" spcFirstLastPara="0" vertOverflow="overflow" horzOverflow="overflow" vert="horz" wrap="square" lIns="91440" tIns="45720" rIns="91440" bIns="45720" numCol="1" spcCol="0" rtlCol="0" fromWordArt="0" anchor="ctr" anchorCtr="0" forceAA="0" compatLnSpc="1">
+                        <a:prstTxWarp prst="textNoShape">
+                          <a:avLst/>
+                        </a:prstTxWarp>
+                        <a:noAutofit/>
+                      </wps:bodyPr>
+                    </wps:wsp>
+                  </a:graphicData>
+                </a:graphic>
+              </wp:anchor>
+            </w:drawing>
+          </mc:Choice>
+          <mc:Fallback>
+            <w:pict>
+              <v:rect w14:anchorId="4FEF2F81" id="Rectángulo 5" o:spid="_x0000_s1026" style="position:absolute;margin-left:287.65pt;margin-top:43.35pt;width:42.4pt;height:13.2pt;z-index:251669504;visibility:visible;mso-wrap-style:square;mso-wrap-distance-left:9pt;mso-wrap-distance-top:0;mso-wrap-distance-right:9pt;mso-wrap-distance-bottom:0;mso-position-horizontal:absolute;mso-position-horizontal-relative:text;mso-position-vertical:absolute;mso-position-vertical-relative:text;v-text-anchor:middle" o:gfxdata="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" filled="f" strokecolor="red" strokeweight="1pt"/>
+            </w:pict>
+          </mc:Fallback>
+        </mc:AlternateContent>
+      </w:r>
+      <w:r>
+        <w:br w:type="page"/>
+      </w:r>
+    </w:p>
+    <w:p>
+      <w:r>
+        <w:lastRenderedPageBreak/>
+        <w:t xml:space="preserve">En la maquina Windows 10 instalamos el XAMPP e iniciar </w:t>
+      </w:r>
+      <w:r>
+        <w:t>el modulo Apache, para asegurarme de que el sitio web sea accesible localmente.</w:t>
+      </w:r>
+    </w:p>
+    <w:p>
+      <w:r>
+        <w:drawing>
+          <wp:inline distT="0" distB="0" distL="0" distR="0" wp14:anchorId="3803831A" wp14:editId="79C93E01">
+            <wp:extent cx="3491802" cy="2465695"/>
+            <wp:effectExtent l="0" t="0" r="0" b="0"/>
+            <wp:docPr id="3" name="Imagen 3"/>
+            <wp:cNvGraphicFramePr>
+              <a:graphicFrameLocks xmlns:a="http://schemas.openxmlformats.org/drawingml/2006/main" noChangeAspect="1"/>
+            </wp:cNvGraphicFramePr>
+            <a:graphic xmlns:a="http://schemas.openxmlformats.org/drawingml/2006/main">
+              <a:graphicData uri="http://schemas.openxmlformats.org/drawingml/2006/picture">
+                <pic:pic xmlns:pic="http://schemas.openxmlformats.org/drawingml/2006/picture">
+                  <pic:nvPicPr>
+                    <pic:cNvPr id="1" name=""/>
+                    <pic:cNvPicPr/>
+                  </pic:nvPicPr>
+                  <pic:blipFill>
+                    <a:blip r:embed="rId8"/>
+                    <a:stretch>
+                      <a:fillRect/>
+                    </a:stretch>
+                  </pic:blipFill>
+                  <pic:spPr>
+                    <a:xfrm>
+                      <a:off x="0" y="0"/>
+                      <a:ext cx="3498498" cy="2470423"/>
+                    </a:xfrm>
+                    <a:prstGeom prst="rect">
+                      <a:avLst/>
+                    </a:prstGeom>
+                  </pic:spPr>
+                </pic:pic>
+              </a:graphicData>
+            </a:graphic>
+          </wp:inline>
+        </w:drawing>
+      </w:r>
+    </w:p>
+    <w:p>
+      <w:r>
+        <w:t xml:space="preserve">Ahora pasamos a configuración del DNS en Windows Server 2022. Por principio tenemos que </w:t>
+      </w:r>
+      <w:r>
+        <w:rPr>
+          <w:rStyle w:val="Ttulo2Car"/>
+        </w:rPr>
+        <w:t>instalar el rol</w:t>
+      </w:r>
+      <w:r>
+        <w:t>: Abrir</w:t>
+      </w:r>
+      <w:r>
+        <w:t xml:space="preserve"> el </w:t>
+      </w:r>
+      <w:r>
+        <w:rPr>
+          <w:i/>
+          <w:iCs/>
+        </w:rPr>
+        <w:t>Server Manager</w:t>
+      </w:r>
+      <w:r>
+        <w:t xml:space="preserve"> -&gt;</w:t>
+      </w:r>
+      <w:r>
+        <w:t xml:space="preserve"> </w:t>
+      </w:r>
+      <w:proofErr w:type="spellStart"/>
+      <w:r>
+        <w:rPr>
+          <w:i/>
+          <w:iCs/>
+        </w:rPr>
+        <w:t>Add</w:t>
+      </w:r>
+      <w:proofErr w:type="spellEnd"/>
+      <w:r>
+        <w:rPr>
+          <w:i/>
+          <w:iCs/>
+        </w:rPr>
+        <w:t xml:space="preserve"> roles and </w:t>
+      </w:r>
+      <w:proofErr w:type="spellStart"/>
+      <w:r>
+        <w:rPr>
+          <w:i/>
+          <w:iCs/>
+        </w:rPr>
+        <w:t>features</w:t>
+      </w:r>
+      <w:proofErr w:type="spellEnd"/>
+      <w:r>
+        <w:t xml:space="preserve"> -&gt;</w:t>
+      </w:r>
+      <w:r>
+        <w:t xml:space="preserve"> selecciona</w:t>
+      </w:r>
+      <w:r>
+        <w:t>r</w:t>
+      </w:r>
+      <w:r>
+        <w:t xml:space="preserve"> </w:t>
+      </w:r>
+      <w:r>
+        <w:rPr>
+          <w:b/>
+          <w:bCs/>
+        </w:rPr>
+        <w:t>DNS Server</w:t>
+      </w:r>
+      <w:r>
+        <w:t xml:space="preserve"> e instala</w:t>
+      </w:r>
+      <w:r>
+        <w:t>r</w:t>
+      </w:r>
+      <w:r>
+        <w:t>, además se puede añadir “Tools”</w:t>
+      </w:r>
+      <w:r>
+        <w:t xml:space="preserve"> y dar </w:t>
+      </w:r>
+      <w:proofErr w:type="gramStart"/>
+      <w:r>
+        <w:t xml:space="preserve">al </w:t>
+      </w:r>
+      <w:r>
+        <w:t>.</w:t>
+      </w:r>
+      <w:proofErr w:type="gramEnd"/>
+    </w:p>
+    <w:p>
+      <w:r>
+        <w:rPr>
+          <w:noProof/>
+          <w:lang w:eastAsia="es-ES"/>
+        </w:rPr>
+        <mc:AlternateContent>
+          <mc:Choice Requires="wps">
+            <w:drawing>
+              <wp:anchor distT="0" distB="0" distL="114300" distR="114300" simplePos="0" relativeHeight="251679744" behindDoc="0" locked="0" layoutInCell="1" allowOverlap="1" wp14:anchorId="385CAA18" wp14:editId="55F62CC4">
+                <wp:simplePos x="0" y="0"/>
+                <wp:positionH relativeFrom="column">
+                  <wp:posOffset>3409315</wp:posOffset>
+                </wp:positionH>
+                <wp:positionV relativeFrom="paragraph">
+                  <wp:posOffset>1626235</wp:posOffset>
+                </wp:positionV>
+                <wp:extent cx="533400" cy="387350"/>
+                <wp:effectExtent l="38100" t="0" r="19050" b="50800"/>
+                <wp:wrapNone/>
+                <wp:docPr id="13" name="Conector recto de flecha 13"/>
                 <wp:cNvGraphicFramePr/>
                 <a:graphic xmlns:a="http://schemas.openxmlformats.org/drawingml/2006/main">
                   <a:graphicData uri="http://schemas.microsoft.com/office/word/2010/wordprocessingShape">
                     <wps:wsp>
                       <wps:cNvCnPr/>
                       <wps:spPr>
-                        <a:xfrm>
+                        <a:xfrm flipH="1">
                           <a:off x="0" y="0"/>
-                          <a:ext cx="224392" cy="263662"/>
+                          <a:ext cx="533400" cy="387350"/>
                         </a:xfrm>
                         <a:prstGeom prst="straightConnector1">
                           <a:avLst/>
@@ -1827,7 +1689,11 @@
           </mc:Choice>
           <mc:Fallback>
             <w:pict>
-              <v:shape w14:anchorId="021A90D0" id="Conector recto de flecha 29" o:spid="_x0000_s1026" type="#_x0000_t32" style="position:absolute;margin-left:50.1pt;margin-top:120.9pt;width:17.65pt;height:20.75pt;z-index:251672576;visibility:visible;mso-wrap-style:square;mso-wrap-distance-left:9pt;mso-wrap-distance-top:0;mso-wrap-distance-right:9pt;mso-wrap-distance-bottom:0;mso-position-horizontal:absolute;mso-position-horizontal-relative:text;mso-position-vertical:absolute;mso-position-vertical-relative:text" o:gfxdata="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" strokecolor="red" strokeweight=".5pt">
+              <v:shapetype w14:anchorId="25E8507D" id="_x0000_t32" coordsize="21600,21600" o:spt="32" o:oned="t" path="m,l21600,21600e" filled="f">
+                <v:path arrowok="t" fillok="f" o:connecttype="none"/>
+                <o:lock v:ext="edit" shapetype="t"/>
+              </v:shapetype>
+              <v:shape id="Conector recto de flecha 13" o:spid="_x0000_s1026" type="#_x0000_t32" style="position:absolute;margin-left:268.45pt;margin-top:128.05pt;width:42pt;height:30.5pt;flip:x;z-index:251679744;visibility:visible;mso-wrap-style:square;mso-wrap-distance-left:9pt;mso-wrap-distance-top:0;mso-wrap-distance-right:9pt;mso-wrap-distance-bottom:0;mso-position-horizontal:absolute;mso-position-horizontal-relative:text;mso-position-vertical:absolute;mso-position-vertical-relative:text" o:gfxdata="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" strokecolor="red" strokeweight=".5pt">
                 <v:stroke endarrow="block" joinstyle="miter"/>
               </v:shape>
             </w:pict>
@@ -1835,11 +1701,250 @@
         </mc:AlternateContent>
       </w:r>
       <w:r>
+        <w:rPr>
+          <w:noProof/>
+          <w:lang w:eastAsia="es-ES"/>
+        </w:rPr>
+        <mc:AlternateContent>
+          <mc:Choice Requires="wps">
+            <w:drawing>
+              <wp:anchor distT="0" distB="0" distL="114300" distR="114300" simplePos="0" relativeHeight="251678720" behindDoc="0" locked="0" layoutInCell="1" allowOverlap="1" wp14:anchorId="60203112" wp14:editId="4E075F86">
+                <wp:simplePos x="0" y="0"/>
+                <wp:positionH relativeFrom="margin">
+                  <wp:posOffset>2242488</wp:posOffset>
+                </wp:positionH>
+                <wp:positionV relativeFrom="paragraph">
+                  <wp:posOffset>2544596</wp:posOffset>
+                </wp:positionV>
+                <wp:extent cx="706170" cy="149382"/>
+                <wp:effectExtent l="0" t="0" r="17780" b="22225"/>
+                <wp:wrapNone/>
+                <wp:docPr id="11" name="Rectángulo 11"/>
+                <wp:cNvGraphicFramePr/>
+                <a:graphic xmlns:a="http://schemas.openxmlformats.org/drawingml/2006/main">
+                  <a:graphicData uri="http://schemas.microsoft.com/office/word/2010/wordprocessingShape">
+                    <wps:wsp>
+                      <wps:cNvSpPr/>
+                      <wps:spPr>
+                        <a:xfrm>
+                          <a:off x="0" y="0"/>
+                          <a:ext cx="706170" cy="149382"/>
+                        </a:xfrm>
+                        <a:prstGeom prst="rect">
+                          <a:avLst/>
+                        </a:prstGeom>
+                        <a:noFill/>
+                        <a:ln>
+                          <a:solidFill>
+                            <a:srgbClr val="FF0000"/>
+                          </a:solidFill>
+                        </a:ln>
+                      </wps:spPr>
+                      <wps:style>
+                        <a:lnRef idx="2">
+                          <a:schemeClr val="accent1">
+                            <a:shade val="50000"/>
+                          </a:schemeClr>
+                        </a:lnRef>
+                        <a:fillRef idx="1">
+                          <a:schemeClr val="accent1"/>
+                        </a:fillRef>
+                        <a:effectRef idx="0">
+                          <a:schemeClr val="accent1"/>
+                        </a:effectRef>
+                        <a:fontRef idx="minor">
+                          <a:schemeClr val="lt1"/>
+                        </a:fontRef>
+                      </wps:style>
+                      <wps:bodyPr rot="0" spcFirstLastPara="0" vertOverflow="overflow" horzOverflow="overflow" vert="horz" wrap="square" lIns="91440" tIns="45720" rIns="91440" bIns="45720" numCol="1" spcCol="0" rtlCol="0" fromWordArt="0" anchor="ctr" anchorCtr="0" forceAA="0" compatLnSpc="1">
+                        <a:prstTxWarp prst="textNoShape">
+                          <a:avLst/>
+                        </a:prstTxWarp>
+                        <a:noAutofit/>
+                      </wps:bodyPr>
+                    </wps:wsp>
+                  </a:graphicData>
+                </a:graphic>
+                <wp14:sizeRelH relativeFrom="margin">
+                  <wp14:pctWidth>0</wp14:pctWidth>
+                </wp14:sizeRelH>
+                <wp14:sizeRelV relativeFrom="margin">
+                  <wp14:pctHeight>0</wp14:pctHeight>
+                </wp14:sizeRelV>
+              </wp:anchor>
+            </w:drawing>
+          </mc:Choice>
+          <mc:Fallback>
+            <w:pict>
+              <v:rect w14:anchorId="0E78D1AC" id="Rectángulo 11" o:spid="_x0000_s1026" style="position:absolute;margin-left:176.55pt;margin-top:200.35pt;width:55.6pt;height:11.75pt;z-index:251678720;visibility:visible;mso-wrap-style:square;mso-width-percent:0;mso-height-percent:0;mso-wrap-distance-left:9pt;mso-wrap-distance-top:0;mso-wrap-distance-right:9pt;mso-wrap-distance-bottom:0;mso-position-horizontal:absolute;mso-position-horizontal-relative:margin;mso-position-vertical:absolute;mso-position-vertical-relative:text;mso-width-percent:0;mso-height-percent:0;mso-width-relative:margin;mso-height-relative:margin;v-text-anchor:middle" o:gfxdata="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" filled="f" strokecolor="red" strokeweight="1pt">
+                <w10:wrap anchorx="margin"/>
+              </v:rect>
+            </w:pict>
+          </mc:Fallback>
+        </mc:AlternateContent>
+      </w:r>
+      <w:r>
+        <w:rPr>
+          <w:noProof/>
+          <w:lang w:eastAsia="es-ES"/>
+        </w:rPr>
+        <mc:AlternateContent>
+          <mc:Choice Requires="wps">
+            <w:drawing>
+              <wp:anchor distT="0" distB="0" distL="114300" distR="114300" simplePos="0" relativeHeight="251676672" behindDoc="0" locked="0" layoutInCell="1" allowOverlap="1" wp14:anchorId="0BE8654F" wp14:editId="6D834211">
+                <wp:simplePos x="0" y="0"/>
+                <wp:positionH relativeFrom="column">
+                  <wp:posOffset>3016558</wp:posOffset>
+                </wp:positionH>
+                <wp:positionV relativeFrom="paragraph">
+                  <wp:posOffset>2309206</wp:posOffset>
+                </wp:positionV>
+                <wp:extent cx="860079" cy="344031"/>
+                <wp:effectExtent l="0" t="0" r="16510" b="18415"/>
+                <wp:wrapNone/>
+                <wp:docPr id="10" name="Rectángulo 10"/>
+                <wp:cNvGraphicFramePr/>
+                <a:graphic xmlns:a="http://schemas.openxmlformats.org/drawingml/2006/main">
+                  <a:graphicData uri="http://schemas.microsoft.com/office/word/2010/wordprocessingShape">
+                    <wps:wsp>
+                      <wps:cNvSpPr/>
+                      <wps:spPr>
+                        <a:xfrm>
+                          <a:off x="0" y="0"/>
+                          <a:ext cx="860079" cy="344031"/>
+                        </a:xfrm>
+                        <a:prstGeom prst="rect">
+                          <a:avLst/>
+                        </a:prstGeom>
+                        <a:noFill/>
+                        <a:ln>
+                          <a:solidFill>
+                            <a:srgbClr val="FF0000"/>
+                          </a:solidFill>
+                        </a:ln>
+                      </wps:spPr>
+                      <wps:style>
+                        <a:lnRef idx="2">
+                          <a:schemeClr val="accent1">
+                            <a:shade val="50000"/>
+                          </a:schemeClr>
+                        </a:lnRef>
+                        <a:fillRef idx="1">
+                          <a:schemeClr val="accent1"/>
+                        </a:fillRef>
+                        <a:effectRef idx="0">
+                          <a:schemeClr val="accent1"/>
+                        </a:effectRef>
+                        <a:fontRef idx="minor">
+                          <a:schemeClr val="lt1"/>
+                        </a:fontRef>
+                      </wps:style>
+                      <wps:bodyPr rot="0" spcFirstLastPara="0" vertOverflow="overflow" horzOverflow="overflow" vert="horz" wrap="square" lIns="91440" tIns="45720" rIns="91440" bIns="45720" numCol="1" spcCol="0" rtlCol="0" fromWordArt="0" anchor="ctr" anchorCtr="0" forceAA="0" compatLnSpc="1">
+                        <a:prstTxWarp prst="textNoShape">
+                          <a:avLst/>
+                        </a:prstTxWarp>
+                        <a:noAutofit/>
+                      </wps:bodyPr>
+                    </wps:wsp>
+                  </a:graphicData>
+                </a:graphic>
+                <wp14:sizeRelH relativeFrom="margin">
+                  <wp14:pctWidth>0</wp14:pctWidth>
+                </wp14:sizeRelH>
+                <wp14:sizeRelV relativeFrom="margin">
+                  <wp14:pctHeight>0</wp14:pctHeight>
+                </wp14:sizeRelV>
+              </wp:anchor>
+            </w:drawing>
+          </mc:Choice>
+          <mc:Fallback>
+            <w:pict>
+              <v:rect w14:anchorId="7567FFBF" id="Rectángulo 10" o:spid="_x0000_s1026" style="position:absolute;margin-left:237.5pt;margin-top:181.85pt;width:67.7pt;height:27.1pt;z-index:251676672;visibility:visible;mso-wrap-style:square;mso-width-percent:0;mso-height-percent:0;mso-wrap-distance-left:9pt;mso-wrap-distance-top:0;mso-wrap-distance-right:9pt;mso-wrap-distance-bottom:0;mso-position-horizontal:absolute;mso-position-horizontal-relative:text;mso-position-vertical:absolute;mso-position-vertical-relative:text;mso-width-percent:0;mso-height-percent:0;mso-width-relative:margin;mso-height-relative:margin;v-text-anchor:middle" o:gfxdata="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" filled="f" strokecolor="red" strokeweight="1pt"/>
+            </w:pict>
+          </mc:Fallback>
+        </mc:AlternateContent>
+      </w:r>
+      <w:r>
+        <w:rPr>
+          <w:noProof/>
+          <w:lang w:eastAsia="es-ES"/>
+        </w:rPr>
+        <mc:AlternateContent>
+          <mc:Choice Requires="wps">
+            <w:drawing>
+              <wp:anchor distT="0" distB="0" distL="114300" distR="114300" simplePos="0" relativeHeight="251674624" behindDoc="0" locked="0" layoutInCell="1" allowOverlap="1" wp14:anchorId="5F8A731F" wp14:editId="5D6F4A4C">
+                <wp:simplePos x="0" y="0"/>
+                <wp:positionH relativeFrom="column">
+                  <wp:posOffset>1509156</wp:posOffset>
+                </wp:positionH>
+                <wp:positionV relativeFrom="paragraph">
+                  <wp:posOffset>964766</wp:posOffset>
+                </wp:positionV>
+                <wp:extent cx="1122630" cy="199176"/>
+                <wp:effectExtent l="0" t="0" r="20955" b="10795"/>
+                <wp:wrapNone/>
+                <wp:docPr id="9" name="Rectángulo 9"/>
+                <wp:cNvGraphicFramePr/>
+                <a:graphic xmlns:a="http://schemas.openxmlformats.org/drawingml/2006/main">
+                  <a:graphicData uri="http://schemas.microsoft.com/office/word/2010/wordprocessingShape">
+                    <wps:wsp>
+                      <wps:cNvSpPr/>
+                      <wps:spPr>
+                        <a:xfrm>
+                          <a:off x="0" y="0"/>
+                          <a:ext cx="1122630" cy="199176"/>
+                        </a:xfrm>
+                        <a:prstGeom prst="rect">
+                          <a:avLst/>
+                        </a:prstGeom>
+                        <a:noFill/>
+                        <a:ln>
+                          <a:solidFill>
+                            <a:srgbClr val="FF0000"/>
+                          </a:solidFill>
+                        </a:ln>
+                      </wps:spPr>
+                      <wps:style>
+                        <a:lnRef idx="2">
+                          <a:schemeClr val="accent1">
+                            <a:shade val="50000"/>
+                          </a:schemeClr>
+                        </a:lnRef>
+                        <a:fillRef idx="1">
+                          <a:schemeClr val="accent1"/>
+                        </a:fillRef>
+                        <a:effectRef idx="0">
+                          <a:schemeClr val="accent1"/>
+                        </a:effectRef>
+                        <a:fontRef idx="minor">
+                          <a:schemeClr val="lt1"/>
+                        </a:fontRef>
+                      </wps:style>
+                      <wps:bodyPr rot="0" spcFirstLastPara="0" vertOverflow="overflow" horzOverflow="overflow" vert="horz" wrap="square" lIns="91440" tIns="45720" rIns="91440" bIns="45720" numCol="1" spcCol="0" rtlCol="0" fromWordArt="0" anchor="ctr" anchorCtr="0" forceAA="0" compatLnSpc="1">
+                        <a:prstTxWarp prst="textNoShape">
+                          <a:avLst/>
+                        </a:prstTxWarp>
+                        <a:noAutofit/>
+                      </wps:bodyPr>
+                    </wps:wsp>
+                  </a:graphicData>
+                </a:graphic>
+              </wp:anchor>
+            </w:drawing>
+          </mc:Choice>
+          <mc:Fallback>
+            <w:pict>
+              <v:rect w14:anchorId="6F3E3590" id="Rectángulo 9" o:spid="_x0000_s1026" style="position:absolute;margin-left:118.85pt;margin-top:75.95pt;width:88.4pt;height:15.7pt;z-index:251674624;visibility:visible;mso-wrap-style:square;mso-wrap-distance-left:9pt;mso-wrap-distance-top:0;mso-wrap-distance-right:9pt;mso-wrap-distance-bottom:0;mso-position-horizontal:absolute;mso-position-horizontal-relative:text;mso-position-vertical:absolute;mso-position-vertical-relative:text;v-text-anchor:middle" o:gfxdata="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" filled="f" strokecolor="red" strokeweight="1pt"/>
+            </w:pict>
+          </mc:Fallback>
+        </mc:AlternateContent>
+      </w:r>
+      <w:r>
         <w:drawing>
-          <wp:inline distT="0" distB="0" distL="0" distR="0" wp14:anchorId="59ACB1BD" wp14:editId="512B8869">
-            <wp:extent cx="5400040" cy="2397125"/>
-            <wp:effectExtent l="0" t="0" r="0" b="3175"/>
-            <wp:docPr id="27" name="Imagen 27"/>
+          <wp:inline distT="0" distB="0" distL="0" distR="0" wp14:anchorId="11821DE1" wp14:editId="47C0F32A">
+            <wp:extent cx="5400040" cy="3771265"/>
+            <wp:effectExtent l="0" t="0" r="0" b="635"/>
+            <wp:docPr id="8" name="Imagen 8"/>
             <wp:cNvGraphicFramePr>
               <a:graphicFrameLocks xmlns:a="http://schemas.openxmlformats.org/drawingml/2006/main" noChangeAspect="1"/>
             </wp:cNvGraphicFramePr>
@@ -1851,7 +1956,7 @@
                     <pic:cNvPicPr/>
                   </pic:nvPicPr>
                   <pic:blipFill>
-                    <a:blip r:embed="rId10"/>
+                    <a:blip r:embed="rId9"/>
                     <a:stretch>
                       <a:fillRect/>
                     </a:stretch>
@@ -1859,7 +1964,7 @@
                   <pic:spPr>
                     <a:xfrm>
                       <a:off x="0" y="0"/>
-                      <a:ext cx="5400040" cy="2397125"/>
+                      <a:ext cx="5400040" cy="3771265"/>
                     </a:xfrm>
                     <a:prstGeom prst="rect">
                       <a:avLst/>
@@ -1872,14 +1977,183 @@
         </w:drawing>
       </w:r>
     </w:p>
+    <w:p/>
     <w:p>
-      <w:r>
-        <w:t xml:space="preserve">Aquí creamos un sitio y asegurarnos que cambiamos el “Certificado” a “Requiere FTP implícito sobre TLS” además de rellenar “Servidor” “Usuario” y “Contraseña” al darle “Conectar” va a salir otro error porque tenemos que cambiar una cosa </w:t>
-      </w:r>
-      <w:r>
-        <w:t>más, que es cambiar la versión de TLS</w:t>
-      </w:r>
-      <w:r>
+      <w:pPr>
+        <w:rPr>
+          <w:rFonts w:asciiTheme="majorHAnsi" w:eastAsiaTheme="majorEastAsia" w:hAnsiTheme="majorHAnsi" w:cstheme="majorBidi"/>
+          <w:color w:val="2E74B5" w:themeColor="accent1" w:themeShade="BF"/>
+          <w:sz w:val="32"/>
+          <w:szCs w:val="32"/>
+        </w:rPr>
+      </w:pPr>
+      <w:r>
+        <w:br w:type="page"/>
+      </w:r>
+    </w:p>
+    <w:p>
+      <w:r>
+        <w:lastRenderedPageBreak/>
+        <w:drawing>
+          <wp:anchor distT="0" distB="0" distL="114300" distR="114300" simplePos="0" relativeHeight="251680768" behindDoc="1" locked="0" layoutInCell="1" allowOverlap="1" wp14:anchorId="503D7576" wp14:editId="60D01C96">
+            <wp:simplePos x="0" y="0"/>
+            <wp:positionH relativeFrom="margin">
+              <wp:posOffset>-6350</wp:posOffset>
+            </wp:positionH>
+            <wp:positionV relativeFrom="paragraph">
+              <wp:posOffset>6350</wp:posOffset>
+            </wp:positionV>
+            <wp:extent cx="1674495" cy="2022475"/>
+            <wp:effectExtent l="0" t="0" r="1905" b="0"/>
+            <wp:wrapSquare wrapText="bothSides"/>
+            <wp:docPr id="12" name="Imagen 12"/>
+            <wp:cNvGraphicFramePr>
+              <a:graphicFrameLocks xmlns:a="http://schemas.openxmlformats.org/drawingml/2006/main" noChangeAspect="1"/>
+            </wp:cNvGraphicFramePr>
+            <a:graphic xmlns:a="http://schemas.openxmlformats.org/drawingml/2006/main">
+              <a:graphicData uri="http://schemas.openxmlformats.org/drawingml/2006/picture">
+                <pic:pic xmlns:pic="http://schemas.openxmlformats.org/drawingml/2006/picture">
+                  <pic:nvPicPr>
+                    <pic:cNvPr id="1" name=""/>
+                    <pic:cNvPicPr/>
+                  </pic:nvPicPr>
+                  <pic:blipFill>
+                    <a:blip r:embed="rId10">
+                      <a:extLst>
+                        <a:ext uri="{28A0092B-C50C-407E-A947-70E740481C1C}">
+                          <a14:useLocalDpi xmlns:a14="http://schemas.microsoft.com/office/drawing/2010/main" val="0"/>
+                        </a:ext>
+                      </a:extLst>
+                    </a:blip>
+                    <a:stretch>
+                      <a:fillRect/>
+                    </a:stretch>
+                  </pic:blipFill>
+                  <pic:spPr>
+                    <a:xfrm>
+                      <a:off x="0" y="0"/>
+                      <a:ext cx="1674495" cy="2022475"/>
+                    </a:xfrm>
+                    <a:prstGeom prst="rect">
+                      <a:avLst/>
+                    </a:prstGeom>
+                  </pic:spPr>
+                </pic:pic>
+              </a:graphicData>
+            </a:graphic>
+          </wp:anchor>
+        </w:drawing>
+      </w:r>
+      <w:r>
+        <w:t>Si aparece esta pestaña después de instalar significa que todo funciona bien.</w:t>
+      </w:r>
+    </w:p>
+    <w:p/>
+    <w:p/>
+    <w:p/>
+    <w:p/>
+    <w:p/>
+    <w:p/>
+    <w:p>
+      <w:pPr>
+        <w:rPr>
+          <w:rStyle w:val="citation-64"/>
+          <w:b/>
+          <w:bCs/>
+        </w:rPr>
+      </w:pPr>
+      <w:r>
+        <w:t>Siguiente paso</w:t>
+      </w:r>
+      <w:r>
+        <w:t xml:space="preserve"> tenemos </w:t>
+      </w:r>
+      <w:r>
+        <w:t xml:space="preserve">que </w:t>
+      </w:r>
+      <w:r>
+        <w:rPr>
+          <w:rStyle w:val="Ttulo2Car"/>
+        </w:rPr>
+        <w:t xml:space="preserve">configurar las redes </w:t>
+      </w:r>
+      <w:proofErr w:type="gramStart"/>
+      <w:r>
+        <w:rPr>
+          <w:rStyle w:val="Ttulo2Car"/>
+        </w:rPr>
+        <w:t xml:space="preserve">en  </w:t>
+      </w:r>
+      <w:proofErr w:type="spellStart"/>
+      <w:r>
+        <w:rPr>
+          <w:rStyle w:val="Ttulo2Car"/>
+        </w:rPr>
+        <w:t>Azure</w:t>
+      </w:r>
+      <w:proofErr w:type="spellEnd"/>
+      <w:proofErr w:type="gramEnd"/>
+      <w:r>
+        <w:t xml:space="preserve">, vamos </w:t>
+      </w:r>
+      <w:r>
+        <w:rPr>
+          <w:rStyle w:val="citation-64"/>
+        </w:rPr>
+        <w:t xml:space="preserve">al portal de </w:t>
+      </w:r>
+      <w:proofErr w:type="spellStart"/>
+      <w:r>
+        <w:rPr>
+          <w:rStyle w:val="citation-64"/>
+        </w:rPr>
+        <w:t>Azure</w:t>
+      </w:r>
+      <w:proofErr w:type="spellEnd"/>
+      <w:r>
+        <w:rPr>
+          <w:rStyle w:val="citation-64"/>
+        </w:rPr>
+        <w:t>, entra</w:t>
+      </w:r>
+      <w:r>
+        <w:rPr>
+          <w:rStyle w:val="citation-64"/>
+        </w:rPr>
+        <w:t>mos</w:t>
+      </w:r>
+      <w:r>
+        <w:rPr>
+          <w:rStyle w:val="citation-64"/>
+        </w:rPr>
+        <w:t xml:space="preserve"> en la configuración de red de la </w:t>
+      </w:r>
+      <w:r>
+        <w:rPr>
+          <w:rStyle w:val="citation-64"/>
+        </w:rPr>
+        <w:t>Windows Server y añadimos</w:t>
+      </w:r>
+      <w:r>
+        <w:rPr>
+          <w:rStyle w:val="citation-64"/>
+        </w:rPr>
+        <w:t xml:space="preserve"> una regla de seguridad de entrada para permitir el tráfico por el </w:t>
+      </w:r>
+      <w:r>
+        <w:rPr>
+          <w:rStyle w:val="citation-64"/>
+          <w:b/>
+          <w:bCs/>
+        </w:rPr>
+        <w:t>puerto 53 (TCP y UDP)</w:t>
+      </w:r>
+      <w:r>
+        <w:rPr>
+          <w:rStyle w:val="citation-64"/>
+          <w:b/>
+          <w:bCs/>
+        </w:rPr>
         <w:t>.</w:t>
       </w:r>
     </w:p>
@@ -1889,22 +2163,21 @@
           <w:noProof/>
           <w:lang w:eastAsia="es-ES"/>
         </w:rPr>
-        <w:lastRenderedPageBreak/>
         <mc:AlternateContent>
           <mc:Choice Requires="wps">
             <w:drawing>
-              <wp:anchor distT="0" distB="0" distL="114300" distR="114300" simplePos="0" relativeHeight="251678720" behindDoc="0" locked="0" layoutInCell="1" allowOverlap="1" wp14:anchorId="0E1CFB70" wp14:editId="08E6C29F">
+              <wp:anchor distT="0" distB="0" distL="114300" distR="114300" simplePos="0" relativeHeight="251687936" behindDoc="0" locked="0" layoutInCell="1" allowOverlap="1">
                 <wp:simplePos x="0" y="0"/>
                 <wp:positionH relativeFrom="column">
-                  <wp:posOffset>1629406</wp:posOffset>
+                  <wp:posOffset>3991928</wp:posOffset>
                 </wp:positionH>
                 <wp:positionV relativeFrom="paragraph">
-                  <wp:posOffset>2589511</wp:posOffset>
+                  <wp:posOffset>1972945</wp:posOffset>
                 </wp:positionV>
-                <wp:extent cx="420736" cy="129025"/>
-                <wp:effectExtent l="38100" t="0" r="17780" b="80645"/>
+                <wp:extent cx="285750" cy="476250"/>
+                <wp:effectExtent l="38100" t="0" r="19050" b="57150"/>
                 <wp:wrapNone/>
-                <wp:docPr id="455" name="Conector recto de flecha 455"/>
+                <wp:docPr id="30" name="Conector recto de flecha 30"/>
                 <wp:cNvGraphicFramePr/>
                 <a:graphic xmlns:a="http://schemas.openxmlformats.org/drawingml/2006/main">
                   <a:graphicData uri="http://schemas.microsoft.com/office/word/2010/wordprocessingShape">
@@ -1913,7 +2186,7 @@
                       <wps:spPr>
                         <a:xfrm flipH="1">
                           <a:off x="0" y="0"/>
-                          <a:ext cx="420736" cy="129025"/>
+                          <a:ext cx="285750" cy="476250"/>
                         </a:xfrm>
                         <a:prstGeom prst="straightConnector1">
                           <a:avLst/>
@@ -1948,7 +2221,7 @@
           </mc:Choice>
           <mc:Fallback>
             <w:pict>
-              <v:shape w14:anchorId="4BF0F117" id="Conector recto de flecha 455" o:spid="_x0000_s1026" type="#_x0000_t32" style="position:absolute;margin-left:128.3pt;margin-top:203.9pt;width:33.15pt;height:10.15pt;flip:x;z-index:251678720;visibility:visible;mso-wrap-style:square;mso-wrap-distance-left:9pt;mso-wrap-distance-top:0;mso-wrap-distance-right:9pt;mso-wrap-distance-bottom:0;mso-position-horizontal:absolute;mso-position-horizontal-relative:text;mso-position-vertical:absolute;mso-position-vertical-relative:text" o:gfxdata="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" strokecolor="red" strokeweight=".5pt">
+              <v:shape w14:anchorId="70057B5B" id="Conector recto de flecha 30" o:spid="_x0000_s1026" type="#_x0000_t32" style="position:absolute;margin-left:314.35pt;margin-top:155.35pt;width:22.5pt;height:37.5pt;flip:x;z-index:251687936;visibility:visible;mso-wrap-style:square;mso-wrap-distance-left:9pt;mso-wrap-distance-top:0;mso-wrap-distance-right:9pt;mso-wrap-distance-bottom:0;mso-position-horizontal:absolute;mso-position-horizontal-relative:text;mso-position-vertical:absolute;mso-position-vertical-relative:text" o:gfxdata="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" strokecolor="red" strokeweight=".5pt">
                 <v:stroke endarrow="block" joinstyle="miter"/>
               </v:shape>
             </w:pict>
@@ -1963,27 +2236,660 @@
         <mc:AlternateContent>
           <mc:Choice Requires="wps">
             <w:drawing>
-              <wp:anchor distT="0" distB="0" distL="114300" distR="114300" simplePos="0" relativeHeight="251677696" behindDoc="0" locked="0" layoutInCell="1" allowOverlap="1" wp14:anchorId="17C4F374" wp14:editId="79BC6AA0">
+              <wp:anchor distT="0" distB="0" distL="114300" distR="114300" simplePos="0" relativeHeight="251686912" behindDoc="0" locked="0" layoutInCell="1" allowOverlap="1" wp14:anchorId="585B349E" wp14:editId="3DFE817E">
+                <wp:simplePos x="0" y="0"/>
+                <wp:positionH relativeFrom="margin">
+                  <wp:posOffset>3782379</wp:posOffset>
+                </wp:positionH>
+                <wp:positionV relativeFrom="paragraph">
+                  <wp:posOffset>1277620</wp:posOffset>
+                </wp:positionV>
+                <wp:extent cx="304800" cy="433388"/>
+                <wp:effectExtent l="0" t="0" r="19050" b="24130"/>
+                <wp:wrapNone/>
+                <wp:docPr id="25" name="Rectángulo 25"/>
+                <wp:cNvGraphicFramePr/>
+                <a:graphic xmlns:a="http://schemas.openxmlformats.org/drawingml/2006/main">
+                  <a:graphicData uri="http://schemas.microsoft.com/office/word/2010/wordprocessingShape">
+                    <wps:wsp>
+                      <wps:cNvSpPr/>
+                      <wps:spPr>
+                        <a:xfrm>
+                          <a:off x="0" y="0"/>
+                          <a:ext cx="304800" cy="433388"/>
+                        </a:xfrm>
+                        <a:prstGeom prst="rect">
+                          <a:avLst/>
+                        </a:prstGeom>
+                        <a:noFill/>
+                        <a:ln>
+                          <a:solidFill>
+                            <a:srgbClr val="FF0000"/>
+                          </a:solidFill>
+                        </a:ln>
+                      </wps:spPr>
+                      <wps:style>
+                        <a:lnRef idx="2">
+                          <a:schemeClr val="accent1">
+                            <a:shade val="50000"/>
+                          </a:schemeClr>
+                        </a:lnRef>
+                        <a:fillRef idx="1">
+                          <a:schemeClr val="accent1"/>
+                        </a:fillRef>
+                        <a:effectRef idx="0">
+                          <a:schemeClr val="accent1"/>
+                        </a:effectRef>
+                        <a:fontRef idx="minor">
+                          <a:schemeClr val="lt1"/>
+                        </a:fontRef>
+                      </wps:style>
+                      <wps:bodyPr rot="0" spcFirstLastPara="0" vertOverflow="overflow" horzOverflow="overflow" vert="horz" wrap="square" lIns="91440" tIns="45720" rIns="91440" bIns="45720" numCol="1" spcCol="0" rtlCol="0" fromWordArt="0" anchor="ctr" anchorCtr="0" forceAA="0" compatLnSpc="1">
+                        <a:prstTxWarp prst="textNoShape">
+                          <a:avLst/>
+                        </a:prstTxWarp>
+                        <a:noAutofit/>
+                      </wps:bodyPr>
+                    </wps:wsp>
+                  </a:graphicData>
+                </a:graphic>
+                <wp14:sizeRelH relativeFrom="margin">
+                  <wp14:pctWidth>0</wp14:pctWidth>
+                </wp14:sizeRelH>
+                <wp14:sizeRelV relativeFrom="margin">
+                  <wp14:pctHeight>0</wp14:pctHeight>
+                </wp14:sizeRelV>
+              </wp:anchor>
+            </w:drawing>
+          </mc:Choice>
+          <mc:Fallback>
+            <w:pict>
+              <v:rect w14:anchorId="2448EC01" id="Rectángulo 25" o:spid="_x0000_s1026" style="position:absolute;margin-left:297.85pt;margin-top:100.6pt;width:24pt;height:34.15pt;z-index:251686912;visibility:visible;mso-wrap-style:square;mso-width-percent:0;mso-height-percent:0;mso-wrap-distance-left:9pt;mso-wrap-distance-top:0;mso-wrap-distance-right:9pt;mso-wrap-distance-bottom:0;mso-position-horizontal:absolute;mso-position-horizontal-relative:margin;mso-position-vertical:absolute;mso-position-vertical-relative:text;mso-width-percent:0;mso-height-percent:0;mso-width-relative:margin;mso-height-relative:margin;v-text-anchor:middle" o:gfxdata="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" filled="f" strokecolor="red" strokeweight="1pt">
+                <w10:wrap anchorx="margin"/>
+              </v:rect>
+            </w:pict>
+          </mc:Fallback>
+        </mc:AlternateContent>
+      </w:r>
+      <w:r>
+        <w:rPr>
+          <w:noProof/>
+          <w:lang w:eastAsia="es-ES"/>
+        </w:rPr>
+        <mc:AlternateContent>
+          <mc:Choice Requires="wps">
+            <w:drawing>
+              <wp:anchor distT="0" distB="0" distL="114300" distR="114300" simplePos="0" relativeHeight="251684864" behindDoc="0" locked="0" layoutInCell="1" allowOverlap="1" wp14:anchorId="50D85B87" wp14:editId="173C37AA">
+                <wp:simplePos x="0" y="0"/>
+                <wp:positionH relativeFrom="margin">
+                  <wp:align>right</wp:align>
+                </wp:positionH>
+                <wp:positionV relativeFrom="paragraph">
+                  <wp:posOffset>1153794</wp:posOffset>
+                </wp:positionV>
+                <wp:extent cx="1590675" cy="123825"/>
+                <wp:effectExtent l="0" t="0" r="28575" b="28575"/>
+                <wp:wrapNone/>
+                <wp:docPr id="22" name="Rectángulo 22"/>
+                <wp:cNvGraphicFramePr/>
+                <a:graphic xmlns:a="http://schemas.openxmlformats.org/drawingml/2006/main">
+                  <a:graphicData uri="http://schemas.microsoft.com/office/word/2010/wordprocessingShape">
+                    <wps:wsp>
+                      <wps:cNvSpPr/>
+                      <wps:spPr>
+                        <a:xfrm>
+                          <a:off x="0" y="0"/>
+                          <a:ext cx="1590675" cy="123825"/>
+                        </a:xfrm>
+                        <a:prstGeom prst="rect">
+                          <a:avLst/>
+                        </a:prstGeom>
+                        <a:noFill/>
+                        <a:ln>
+                          <a:solidFill>
+                            <a:srgbClr val="FF0000"/>
+                          </a:solidFill>
+                        </a:ln>
+                      </wps:spPr>
+                      <wps:style>
+                        <a:lnRef idx="2">
+                          <a:schemeClr val="accent1">
+                            <a:shade val="50000"/>
+                          </a:schemeClr>
+                        </a:lnRef>
+                        <a:fillRef idx="1">
+                          <a:schemeClr val="accent1"/>
+                        </a:fillRef>
+                        <a:effectRef idx="0">
+                          <a:schemeClr val="accent1"/>
+                        </a:effectRef>
+                        <a:fontRef idx="minor">
+                          <a:schemeClr val="lt1"/>
+                        </a:fontRef>
+                      </wps:style>
+                      <wps:bodyPr rot="0" spcFirstLastPara="0" vertOverflow="overflow" horzOverflow="overflow" vert="horz" wrap="square" lIns="91440" tIns="45720" rIns="91440" bIns="45720" numCol="1" spcCol="0" rtlCol="0" fromWordArt="0" anchor="ctr" anchorCtr="0" forceAA="0" compatLnSpc="1">
+                        <a:prstTxWarp prst="textNoShape">
+                          <a:avLst/>
+                        </a:prstTxWarp>
+                        <a:noAutofit/>
+                      </wps:bodyPr>
+                    </wps:wsp>
+                  </a:graphicData>
+                </a:graphic>
+                <wp14:sizeRelH relativeFrom="margin">
+                  <wp14:pctWidth>0</wp14:pctWidth>
+                </wp14:sizeRelH>
+                <wp14:sizeRelV relativeFrom="margin">
+                  <wp14:pctHeight>0</wp14:pctHeight>
+                </wp14:sizeRelV>
+              </wp:anchor>
+            </w:drawing>
+          </mc:Choice>
+          <mc:Fallback>
+            <w:pict>
+              <v:rect w14:anchorId="730677B1" id="Rectángulo 22" o:spid="_x0000_s1026" style="position:absolute;margin-left:74.05pt;margin-top:90.85pt;width:125.25pt;height:9.75pt;z-index:251684864;visibility:visible;mso-wrap-style:square;mso-width-percent:0;mso-height-percent:0;mso-wrap-distance-left:9pt;mso-wrap-distance-top:0;mso-wrap-distance-right:9pt;mso-wrap-distance-bottom:0;mso-position-horizontal:right;mso-position-horizontal-relative:margin;mso-position-vertical:absolute;mso-position-vertical-relative:text;mso-width-percent:0;mso-height-percent:0;mso-width-relative:margin;mso-height-relative:margin;v-text-anchor:middle" o:gfxdata="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" filled="f" strokecolor="red" strokeweight="1pt">
+                <w10:wrap anchorx="margin"/>
+              </v:rect>
+            </w:pict>
+          </mc:Fallback>
+        </mc:AlternateContent>
+      </w:r>
+      <w:r>
+        <w:rPr>
+          <w:noProof/>
+          <w:lang w:eastAsia="es-ES"/>
+        </w:rPr>
+        <mc:AlternateContent>
+          <mc:Choice Requires="wps">
+            <w:drawing>
+              <wp:anchor distT="0" distB="0" distL="114300" distR="114300" simplePos="0" relativeHeight="251682816" behindDoc="0" locked="0" layoutInCell="1" allowOverlap="1">
                 <wp:simplePos x="0" y="0"/>
                 <wp:positionH relativeFrom="column">
-                  <wp:posOffset>2263315</wp:posOffset>
+                  <wp:posOffset>1677353</wp:posOffset>
                 </wp:positionH>
                 <wp:positionV relativeFrom="paragraph">
-                  <wp:posOffset>1473157</wp:posOffset>
+                  <wp:posOffset>1501458</wp:posOffset>
                 </wp:positionV>
-                <wp:extent cx="504884" cy="213173"/>
-                <wp:effectExtent l="0" t="0" r="66675" b="53975"/>
+                <wp:extent cx="700087" cy="109537"/>
+                <wp:effectExtent l="0" t="0" r="24130" b="24130"/>
                 <wp:wrapNone/>
-                <wp:docPr id="454" name="Conector recto de flecha 454"/>
+                <wp:docPr id="19" name="Rectángulo 19"/>
+                <wp:cNvGraphicFramePr/>
+                <a:graphic xmlns:a="http://schemas.openxmlformats.org/drawingml/2006/main">
+                  <a:graphicData uri="http://schemas.microsoft.com/office/word/2010/wordprocessingShape">
+                    <wps:wsp>
+                      <wps:cNvSpPr/>
+                      <wps:spPr>
+                        <a:xfrm>
+                          <a:off x="0" y="0"/>
+                          <a:ext cx="700087" cy="109537"/>
+                        </a:xfrm>
+                        <a:prstGeom prst="rect">
+                          <a:avLst/>
+                        </a:prstGeom>
+                        <a:noFill/>
+                        <a:ln>
+                          <a:solidFill>
+                            <a:srgbClr val="FF0000"/>
+                          </a:solidFill>
+                        </a:ln>
+                      </wps:spPr>
+                      <wps:style>
+                        <a:lnRef idx="2">
+                          <a:schemeClr val="accent1">
+                            <a:shade val="50000"/>
+                          </a:schemeClr>
+                        </a:lnRef>
+                        <a:fillRef idx="1">
+                          <a:schemeClr val="accent1"/>
+                        </a:fillRef>
+                        <a:effectRef idx="0">
+                          <a:schemeClr val="accent1"/>
+                        </a:effectRef>
+                        <a:fontRef idx="minor">
+                          <a:schemeClr val="lt1"/>
+                        </a:fontRef>
+                      </wps:style>
+                      <wps:bodyPr rot="0" spcFirstLastPara="0" vertOverflow="overflow" horzOverflow="overflow" vert="horz" wrap="square" lIns="91440" tIns="45720" rIns="91440" bIns="45720" numCol="1" spcCol="0" rtlCol="0" fromWordArt="0" anchor="ctr" anchorCtr="0" forceAA="0" compatLnSpc="1">
+                        <a:prstTxWarp prst="textNoShape">
+                          <a:avLst/>
+                        </a:prstTxWarp>
+                        <a:noAutofit/>
+                      </wps:bodyPr>
+                    </wps:wsp>
+                  </a:graphicData>
+                </a:graphic>
+              </wp:anchor>
+            </w:drawing>
+          </mc:Choice>
+          <mc:Fallback>
+            <w:pict>
+              <v:rect w14:anchorId="5AA2C45F" id="Rectángulo 19" o:spid="_x0000_s1026" style="position:absolute;margin-left:132.1pt;margin-top:118.25pt;width:55.1pt;height:8.6pt;z-index:251682816;visibility:visible;mso-wrap-style:square;mso-wrap-distance-left:9pt;mso-wrap-distance-top:0;mso-wrap-distance-right:9pt;mso-wrap-distance-bottom:0;mso-position-horizontal:absolute;mso-position-horizontal-relative:text;mso-position-vertical:absolute;mso-position-vertical-relative:text;v-text-anchor:middle" o:gfxdata="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" filled="f" strokecolor="red" strokeweight="1pt"/>
+            </w:pict>
+          </mc:Fallback>
+        </mc:AlternateContent>
+      </w:r>
+      <w:r>
+        <w:rPr>
+          <w:noProof/>
+          <w:lang w:eastAsia="es-ES"/>
+        </w:rPr>
+        <mc:AlternateContent>
+          <mc:Choice Requires="wps">
+            <w:drawing>
+              <wp:anchor distT="0" distB="0" distL="114300" distR="114300" simplePos="0" relativeHeight="251681792" behindDoc="0" locked="0" layoutInCell="1" allowOverlap="1">
+                <wp:simplePos x="0" y="0"/>
+                <wp:positionH relativeFrom="column">
+                  <wp:posOffset>762953</wp:posOffset>
+                </wp:positionH>
+                <wp:positionV relativeFrom="paragraph">
+                  <wp:posOffset>1553845</wp:posOffset>
+                </wp:positionV>
+                <wp:extent cx="852487" cy="100013"/>
+                <wp:effectExtent l="0" t="0" r="24130" b="14605"/>
+                <wp:wrapNone/>
+                <wp:docPr id="16" name="Rectángulo 16"/>
+                <wp:cNvGraphicFramePr/>
+                <a:graphic xmlns:a="http://schemas.openxmlformats.org/drawingml/2006/main">
+                  <a:graphicData uri="http://schemas.microsoft.com/office/word/2010/wordprocessingShape">
+                    <wps:wsp>
+                      <wps:cNvSpPr/>
+                      <wps:spPr>
+                        <a:xfrm>
+                          <a:off x="0" y="0"/>
+                          <a:ext cx="852487" cy="100013"/>
+                        </a:xfrm>
+                        <a:prstGeom prst="rect">
+                          <a:avLst/>
+                        </a:prstGeom>
+                        <a:noFill/>
+                        <a:ln>
+                          <a:solidFill>
+                            <a:srgbClr val="FF0000"/>
+                          </a:solidFill>
+                        </a:ln>
+                      </wps:spPr>
+                      <wps:style>
+                        <a:lnRef idx="2">
+                          <a:schemeClr val="accent1">
+                            <a:shade val="50000"/>
+                          </a:schemeClr>
+                        </a:lnRef>
+                        <a:fillRef idx="1">
+                          <a:schemeClr val="accent1"/>
+                        </a:fillRef>
+                        <a:effectRef idx="0">
+                          <a:schemeClr val="accent1"/>
+                        </a:effectRef>
+                        <a:fontRef idx="minor">
+                          <a:schemeClr val="lt1"/>
+                        </a:fontRef>
+                      </wps:style>
+                      <wps:bodyPr rot="0" spcFirstLastPara="0" vertOverflow="overflow" horzOverflow="overflow" vert="horz" wrap="square" lIns="91440" tIns="45720" rIns="91440" bIns="45720" numCol="1" spcCol="0" rtlCol="0" fromWordArt="0" anchor="ctr" anchorCtr="0" forceAA="0" compatLnSpc="1">
+                        <a:prstTxWarp prst="textNoShape">
+                          <a:avLst/>
+                        </a:prstTxWarp>
+                        <a:noAutofit/>
+                      </wps:bodyPr>
+                    </wps:wsp>
+                  </a:graphicData>
+                </a:graphic>
+              </wp:anchor>
+            </w:drawing>
+          </mc:Choice>
+          <mc:Fallback>
+            <w:pict>
+              <v:rect w14:anchorId="2D933432" id="Rectángulo 16" o:spid="_x0000_s1026" style="position:absolute;margin-left:60.1pt;margin-top:122.35pt;width:67.1pt;height:7.9pt;z-index:251681792;visibility:visible;mso-wrap-style:square;mso-wrap-distance-left:9pt;mso-wrap-distance-top:0;mso-wrap-distance-right:9pt;mso-wrap-distance-bottom:0;mso-position-horizontal:absolute;mso-position-horizontal-relative:text;mso-position-vertical:absolute;mso-position-vertical-relative:text;v-text-anchor:middle" o:gfxdata="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" filled="f" strokecolor="red" strokeweight="1pt"/>
+            </w:pict>
+          </mc:Fallback>
+        </mc:AlternateContent>
+      </w:r>
+      <w:r>
+        <w:drawing>
+          <wp:inline distT="0" distB="0" distL="0" distR="0" wp14:anchorId="4D4C8019" wp14:editId="1C85EF2A">
+            <wp:extent cx="5400040" cy="2653665"/>
+            <wp:effectExtent l="0" t="0" r="0" b="0"/>
+            <wp:docPr id="15" name="Imagen 15"/>
+            <wp:cNvGraphicFramePr>
+              <a:graphicFrameLocks xmlns:a="http://schemas.openxmlformats.org/drawingml/2006/main" noChangeAspect="1"/>
+            </wp:cNvGraphicFramePr>
+            <a:graphic xmlns:a="http://schemas.openxmlformats.org/drawingml/2006/main">
+              <a:graphicData uri="http://schemas.openxmlformats.org/drawingml/2006/picture">
+                <pic:pic xmlns:pic="http://schemas.openxmlformats.org/drawingml/2006/picture">
+                  <pic:nvPicPr>
+                    <pic:cNvPr id="1" name=""/>
+                    <pic:cNvPicPr/>
+                  </pic:nvPicPr>
+                  <pic:blipFill>
+                    <a:blip r:embed="rId11"/>
+                    <a:stretch>
+                      <a:fillRect/>
+                    </a:stretch>
+                  </pic:blipFill>
+                  <pic:spPr>
+                    <a:xfrm>
+                      <a:off x="0" y="0"/>
+                      <a:ext cx="5400040" cy="2653665"/>
+                    </a:xfrm>
+                    <a:prstGeom prst="rect">
+                      <a:avLst/>
+                    </a:prstGeom>
+                  </pic:spPr>
+                </pic:pic>
+              </a:graphicData>
+            </a:graphic>
+          </wp:inline>
+        </w:drawing>
+      </w:r>
+    </w:p>
+    <w:p>
+      <w:r>
+        <w:t xml:space="preserve">Al rellenar lo </w:t>
+      </w:r>
+      <w:proofErr w:type="spellStart"/>
+      <w:r>
+        <w:t>mas</w:t>
+      </w:r>
+      <w:proofErr w:type="spellEnd"/>
+      <w:r>
+        <w:t xml:space="preserve"> importante es abrir el puerto 58 de entrada, de salida no es obligatorio, y “Protocolo” -&gt; “</w:t>
+      </w:r>
+      <w:proofErr w:type="spellStart"/>
+      <w:r>
+        <w:t>Any</w:t>
+      </w:r>
+      <w:proofErr w:type="spellEnd"/>
+      <w:r>
+        <w:t>” el servidor ya lo va entender.</w:t>
+      </w:r>
+    </w:p>
+    <w:p/>
+    <w:p/>
+    <w:p/>
+    <w:p/>
+    <w:p/>
+    <w:p/>
+    <w:p/>
+    <w:p/>
+    <w:p/>
+    <w:p/>
+    <w:p>
+      <w:r>
+        <w:lastRenderedPageBreak/>
+        <w:t xml:space="preserve">Para saber </w:t>
+      </w:r>
+      <w:r>
+        <w:t>que hacer mi servidor cuando alguien busca mi dominio, se debe configurar la “</w:t>
+      </w:r>
+      <w:r>
+        <w:rPr>
+          <w:rStyle w:val="Ttulo2Car"/>
+        </w:rPr>
+        <w:t>Zona de búsqueda Directa</w:t>
+      </w:r>
+      <w:r>
+        <w:t>”. Tenemos que ir a “Tools” -&gt; “DNS” donde se abre nueva ventana “DNS Manager” aquí acedemos a “</w:t>
+      </w:r>
+      <w:r>
+        <w:t xml:space="preserve">Forward </w:t>
+      </w:r>
+      <w:proofErr w:type="spellStart"/>
+      <w:r>
+        <w:t>Lookup</w:t>
+      </w:r>
+      <w:proofErr w:type="spellEnd"/>
+      <w:r>
+        <w:t xml:space="preserve"> </w:t>
+      </w:r>
+      <w:proofErr w:type="spellStart"/>
+      <w:proofErr w:type="gramStart"/>
+      <w:r>
+        <w:t>Zones</w:t>
+      </w:r>
+      <w:proofErr w:type="spellEnd"/>
+      <w:r>
+        <w:t>“ y</w:t>
+      </w:r>
+      <w:proofErr w:type="gramEnd"/>
+      <w:r>
+        <w:t xml:space="preserve"> con </w:t>
+      </w:r>
+      <w:proofErr w:type="spellStart"/>
+      <w:r>
+        <w:t>click</w:t>
+      </w:r>
+      <w:proofErr w:type="spellEnd"/>
+      <w:r>
+        <w:t xml:space="preserve"> derecho creamos nueva zona, tenemos que indicar el nombre del dominio por ejemplo pavelmirondns.com</w:t>
+      </w:r>
+    </w:p>
+    <w:p>
+      <w:r>
+        <w:drawing>
+          <wp:inline distT="0" distB="0" distL="0" distR="0" wp14:anchorId="2F9BA6CC" wp14:editId="015ABB60">
+            <wp:extent cx="5400040" cy="2851150"/>
+            <wp:effectExtent l="0" t="0" r="0" b="6350"/>
+            <wp:docPr id="449" name="Imagen 449"/>
+            <wp:cNvGraphicFramePr>
+              <a:graphicFrameLocks xmlns:a="http://schemas.openxmlformats.org/drawingml/2006/main" noChangeAspect="1"/>
+            </wp:cNvGraphicFramePr>
+            <a:graphic xmlns:a="http://schemas.openxmlformats.org/drawingml/2006/main">
+              <a:graphicData uri="http://schemas.openxmlformats.org/drawingml/2006/picture">
+                <pic:pic xmlns:pic="http://schemas.openxmlformats.org/drawingml/2006/picture">
+                  <pic:nvPicPr>
+                    <pic:cNvPr id="1" name=""/>
+                    <pic:cNvPicPr/>
+                  </pic:nvPicPr>
+                  <pic:blipFill>
+                    <a:blip r:embed="rId12" cstate="print">
+                      <a:extLst>
+                        <a:ext uri="{28A0092B-C50C-407E-A947-70E740481C1C}">
+                          <a14:useLocalDpi xmlns:a14="http://schemas.microsoft.com/office/drawing/2010/main" val="0"/>
+                        </a:ext>
+                      </a:extLst>
+                    </a:blip>
+                    <a:stretch>
+                      <a:fillRect/>
+                    </a:stretch>
+                  </pic:blipFill>
+                  <pic:spPr>
+                    <a:xfrm>
+                      <a:off x="0" y="0"/>
+                      <a:ext cx="5400040" cy="2851150"/>
+                    </a:xfrm>
+                    <a:prstGeom prst="rect">
+                      <a:avLst/>
+                    </a:prstGeom>
+                  </pic:spPr>
+                </pic:pic>
+              </a:graphicData>
+            </a:graphic>
+          </wp:inline>
+        </w:drawing>
+      </w:r>
+    </w:p>
+    <w:p>
+      <w:r>
+        <w:drawing>
+          <wp:anchor distT="0" distB="0" distL="114300" distR="114300" simplePos="0" relativeHeight="251688960" behindDoc="1" locked="0" layoutInCell="1" allowOverlap="1">
+            <wp:simplePos x="0" y="0"/>
+            <wp:positionH relativeFrom="column">
+              <wp:posOffset>635</wp:posOffset>
+            </wp:positionH>
+            <wp:positionV relativeFrom="paragraph">
+              <wp:posOffset>-635</wp:posOffset>
+            </wp:positionV>
+            <wp:extent cx="2566670" cy="2004695"/>
+            <wp:effectExtent l="0" t="0" r="5080" b="0"/>
+            <wp:wrapSquare wrapText="bothSides"/>
+            <wp:docPr id="456" name="Imagen 456"/>
+            <wp:cNvGraphicFramePr>
+              <a:graphicFrameLocks xmlns:a="http://schemas.openxmlformats.org/drawingml/2006/main" noChangeAspect="1"/>
+            </wp:cNvGraphicFramePr>
+            <a:graphic xmlns:a="http://schemas.openxmlformats.org/drawingml/2006/main">
+              <a:graphicData uri="http://schemas.openxmlformats.org/drawingml/2006/picture">
+                <pic:pic xmlns:pic="http://schemas.openxmlformats.org/drawingml/2006/picture">
+                  <pic:nvPicPr>
+                    <pic:cNvPr id="1" name=""/>
+                    <pic:cNvPicPr/>
+                  </pic:nvPicPr>
+                  <pic:blipFill>
+                    <a:blip r:embed="rId13">
+                      <a:extLst>
+                        <a:ext uri="{28A0092B-C50C-407E-A947-70E740481C1C}">
+                          <a14:useLocalDpi xmlns:a14="http://schemas.microsoft.com/office/drawing/2010/main" val="0"/>
+                        </a:ext>
+                      </a:extLst>
+                    </a:blip>
+                    <a:stretch>
+                      <a:fillRect/>
+                    </a:stretch>
+                  </pic:blipFill>
+                  <pic:spPr>
+                    <a:xfrm>
+                      <a:off x="0" y="0"/>
+                      <a:ext cx="2566670" cy="2004695"/>
+                    </a:xfrm>
+                    <a:prstGeom prst="rect">
+                      <a:avLst/>
+                    </a:prstGeom>
+                  </pic:spPr>
+                </pic:pic>
+              </a:graphicData>
+            </a:graphic>
+          </wp:anchor>
+        </w:drawing>
+      </w:r>
+      <w:r>
+        <w:t>Después</w:t>
+      </w:r>
+      <w:r>
+        <w:t xml:space="preserve"> de poner el nombre hacer “</w:t>
+      </w:r>
+      <w:proofErr w:type="spellStart"/>
+      <w:r>
+        <w:t>Next</w:t>
+      </w:r>
+      <w:proofErr w:type="spellEnd"/>
+      <w:r>
+        <w:t>” siempre hasta llegar al final y lo creamos.</w:t>
+      </w:r>
+    </w:p>
+    <w:p/>
+    <w:p/>
+    <w:p/>
+    <w:p/>
+    <w:p/>
+    <w:p>
+      <w:r>
+        <w:br w:type="page"/>
+      </w:r>
+    </w:p>
+    <w:p>
+      <w:r>
+        <w:lastRenderedPageBreak/>
+        <w:t>Después</w:t>
+      </w:r>
+      <w:r>
+        <w:t xml:space="preserve"> de crearlo en “</w:t>
+      </w:r>
+      <w:r>
+        <w:t xml:space="preserve">Forward </w:t>
+      </w:r>
+      <w:proofErr w:type="spellStart"/>
+      <w:r>
+        <w:t>Lookup</w:t>
+      </w:r>
+      <w:proofErr w:type="spellEnd"/>
+      <w:r>
+        <w:t xml:space="preserve"> </w:t>
+      </w:r>
+      <w:proofErr w:type="spellStart"/>
+      <w:r>
+        <w:t>Zones</w:t>
+      </w:r>
+      <w:proofErr w:type="spellEnd"/>
+      <w:r>
+        <w:t xml:space="preserve">” tenemos que acceder a nuestro dominio y dentro del mismo con </w:t>
+      </w:r>
+      <w:proofErr w:type="spellStart"/>
+      <w:r>
+        <w:t>click</w:t>
+      </w:r>
+      <w:proofErr w:type="spellEnd"/>
+      <w:r>
+        <w:t xml:space="preserve"> derecho crear “</w:t>
+      </w:r>
+      <w:r>
+        <w:rPr>
+          <w:rStyle w:val="Ttulo2Car"/>
+        </w:rPr>
+        <w:t>New Host A</w:t>
+      </w:r>
+      <w:r>
+        <w:t>”, aquí en “</w:t>
+      </w:r>
+      <w:proofErr w:type="spellStart"/>
+      <w:r>
+        <w:t>Name</w:t>
+      </w:r>
+      <w:proofErr w:type="spellEnd"/>
+      <w:r>
+        <w:t>” indicamos www.</w:t>
+      </w:r>
+      <w:r>
+        <w:t xml:space="preserve"> y el en ultimo input poner la </w:t>
+      </w:r>
+      <w:proofErr w:type="spellStart"/>
+      <w:r>
+        <w:t>ip</w:t>
+      </w:r>
+      <w:proofErr w:type="spellEnd"/>
+      <w:r>
+        <w:t xml:space="preserve"> privada de otra </w:t>
+      </w:r>
+      <w:proofErr w:type="spellStart"/>
+      <w:r>
+        <w:t>maquina</w:t>
+      </w:r>
+      <w:proofErr w:type="spellEnd"/>
+      <w:r>
+        <w:t xml:space="preserve"> </w:t>
+      </w:r>
+      <w:r>
+        <w:t>con Windows 10, y añadimos el host.</w:t>
+      </w:r>
+    </w:p>
+    <w:p>
+      <w:r>
+        <w:rPr>
+          <w:noProof/>
+          <w:lang w:eastAsia="es-ES"/>
+        </w:rPr>
+        <mc:AlternateContent>
+          <mc:Choice Requires="wps">
+            <w:drawing>
+              <wp:anchor distT="0" distB="0" distL="114300" distR="114300" simplePos="0" relativeHeight="251695104" behindDoc="0" locked="0" layoutInCell="1" allowOverlap="1">
+                <wp:simplePos x="0" y="0"/>
+                <wp:positionH relativeFrom="column">
+                  <wp:posOffset>2040092</wp:posOffset>
+                </wp:positionH>
+                <wp:positionV relativeFrom="paragraph">
+                  <wp:posOffset>1411006</wp:posOffset>
+                </wp:positionV>
+                <wp:extent cx="212349" cy="251352"/>
+                <wp:effectExtent l="38100" t="0" r="35560" b="53975"/>
+                <wp:wrapNone/>
+                <wp:docPr id="461" name="Conector recto de flecha 461"/>
                 <wp:cNvGraphicFramePr/>
                 <a:graphic xmlns:a="http://schemas.openxmlformats.org/drawingml/2006/main">
                   <a:graphicData uri="http://schemas.microsoft.com/office/word/2010/wordprocessingShape">
                     <wps:wsp>
                       <wps:cNvCnPr/>
                       <wps:spPr>
-                        <a:xfrm>
+                        <a:xfrm flipH="1">
                           <a:off x="0" y="0"/>
-                          <a:ext cx="504884" cy="213173"/>
+                          <a:ext cx="212349" cy="251352"/>
                         </a:xfrm>
                         <a:prstGeom prst="straightConnector1">
                           <a:avLst/>
@@ -2018,7 +2924,7 @@
           </mc:Choice>
           <mc:Fallback>
             <w:pict>
-              <v:shape w14:anchorId="3F82B1F7" id="Conector recto de flecha 454" o:spid="_x0000_s1026" type="#_x0000_t32" style="position:absolute;margin-left:178.2pt;margin-top:116pt;width:39.75pt;height:16.8pt;z-index:251677696;visibility:visible;mso-wrap-style:square;mso-wrap-distance-left:9pt;mso-wrap-distance-top:0;mso-wrap-distance-right:9pt;mso-wrap-distance-bottom:0;mso-position-horizontal:absolute;mso-position-horizontal-relative:text;mso-position-vertical:absolute;mso-position-vertical-relative:text" o:gfxdata="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" strokecolor="red" strokeweight=".5pt">
+              <v:shape w14:anchorId="3C8D61BD" id="Conector recto de flecha 461" o:spid="_x0000_s1026" type="#_x0000_t32" style="position:absolute;margin-left:160.65pt;margin-top:111.1pt;width:16.7pt;height:19.8pt;flip:x;z-index:251695104;visibility:visible;mso-wrap-style:square;mso-wrap-distance-left:9pt;mso-wrap-distance-top:0;mso-wrap-distance-right:9pt;mso-wrap-distance-bottom:0;mso-position-horizontal:absolute;mso-position-horizontal-relative:text;mso-position-vertical:absolute;mso-position-vertical-relative:text" o:gfxdata="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" strokecolor="red" strokeweight=".5pt">
                 <v:stroke endarrow="block" joinstyle="miter"/>
               </v:shape>
             </w:pict>
@@ -2026,205 +2932,248 @@
         </mc:AlternateContent>
       </w:r>
       <w:r>
+        <w:rPr>
+          <w:noProof/>
+          <w:lang w:eastAsia="es-ES"/>
+        </w:rPr>
+        <mc:AlternateContent>
+          <mc:Choice Requires="wps">
+            <w:drawing>
+              <wp:anchor distT="0" distB="0" distL="114300" distR="114300" simplePos="0" relativeHeight="251694080" behindDoc="0" locked="0" layoutInCell="1" allowOverlap="1" wp14:anchorId="6FFD80FD" wp14:editId="6B4A5BA6">
+                <wp:simplePos x="0" y="0"/>
+                <wp:positionH relativeFrom="column">
+                  <wp:posOffset>3088836</wp:posOffset>
+                </wp:positionH>
+                <wp:positionV relativeFrom="paragraph">
+                  <wp:posOffset>1146655</wp:posOffset>
+                </wp:positionV>
+                <wp:extent cx="1109414" cy="69338"/>
+                <wp:effectExtent l="0" t="0" r="14605" b="26035"/>
+                <wp:wrapNone/>
+                <wp:docPr id="460" name="Rectángulo 460"/>
+                <wp:cNvGraphicFramePr/>
+                <a:graphic xmlns:a="http://schemas.openxmlformats.org/drawingml/2006/main">
+                  <a:graphicData uri="http://schemas.microsoft.com/office/word/2010/wordprocessingShape">
+                    <wps:wsp>
+                      <wps:cNvSpPr/>
+                      <wps:spPr>
+                        <a:xfrm>
+                          <a:off x="0" y="0"/>
+                          <a:ext cx="1109414" cy="69338"/>
+                        </a:xfrm>
+                        <a:prstGeom prst="rect">
+                          <a:avLst/>
+                        </a:prstGeom>
+                        <a:noFill/>
+                        <a:ln>
+                          <a:solidFill>
+                            <a:srgbClr val="FF0000"/>
+                          </a:solidFill>
+                        </a:ln>
+                      </wps:spPr>
+                      <wps:style>
+                        <a:lnRef idx="2">
+                          <a:schemeClr val="accent1">
+                            <a:shade val="50000"/>
+                          </a:schemeClr>
+                        </a:lnRef>
+                        <a:fillRef idx="1">
+                          <a:schemeClr val="accent1"/>
+                        </a:fillRef>
+                        <a:effectRef idx="0">
+                          <a:schemeClr val="accent1"/>
+                        </a:effectRef>
+                        <a:fontRef idx="minor">
+                          <a:schemeClr val="lt1"/>
+                        </a:fontRef>
+                      </wps:style>
+                      <wps:bodyPr rot="0" spcFirstLastPara="0" vertOverflow="overflow" horzOverflow="overflow" vert="horz" wrap="square" lIns="91440" tIns="45720" rIns="91440" bIns="45720" numCol="1" spcCol="0" rtlCol="0" fromWordArt="0" anchor="ctr" anchorCtr="0" forceAA="0" compatLnSpc="1">
+                        <a:prstTxWarp prst="textNoShape">
+                          <a:avLst/>
+                        </a:prstTxWarp>
+                        <a:noAutofit/>
+                      </wps:bodyPr>
+                    </wps:wsp>
+                  </a:graphicData>
+                </a:graphic>
+                <wp14:sizeRelH relativeFrom="margin">
+                  <wp14:pctWidth>0</wp14:pctWidth>
+                </wp14:sizeRelH>
+                <wp14:sizeRelV relativeFrom="margin">
+                  <wp14:pctHeight>0</wp14:pctHeight>
+                </wp14:sizeRelV>
+              </wp:anchor>
+            </w:drawing>
+          </mc:Choice>
+          <mc:Fallback>
+            <w:pict>
+              <v:rect w14:anchorId="31854BBC" id="Rectángulo 460" o:spid="_x0000_s1026" style="position:absolute;margin-left:243.2pt;margin-top:90.3pt;width:87.35pt;height:5.45pt;z-index:251694080;visibility:visible;mso-wrap-style:square;mso-width-percent:0;mso-height-percent:0;mso-wrap-distance-left:9pt;mso-wrap-distance-top:0;mso-wrap-distance-right:9pt;mso-wrap-distance-bottom:0;mso-position-horizontal:absolute;mso-position-horizontal-relative:text;mso-position-vertical:absolute;mso-position-vertical-relative:text;mso-width-percent:0;mso-height-percent:0;mso-width-relative:margin;mso-height-relative:margin;v-text-anchor:middle" o:gfxdata="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" filled="f" strokecolor="red" strokeweight="1pt"/>
+            </w:pict>
+          </mc:Fallback>
+        </mc:AlternateContent>
+      </w:r>
+      <w:r>
+        <w:rPr>
+          <w:noProof/>
+          <w:lang w:eastAsia="es-ES"/>
+        </w:rPr>
+        <mc:AlternateContent>
+          <mc:Choice Requires="wps">
+            <w:drawing>
+              <wp:anchor distT="0" distB="0" distL="114300" distR="114300" simplePos="0" relativeHeight="251692032" behindDoc="0" locked="0" layoutInCell="1" allowOverlap="1" wp14:anchorId="46294E16" wp14:editId="39A57CA8">
+                <wp:simplePos x="0" y="0"/>
+                <wp:positionH relativeFrom="column">
+                  <wp:posOffset>1411713</wp:posOffset>
+                </wp:positionH>
+                <wp:positionV relativeFrom="paragraph">
+                  <wp:posOffset>804295</wp:posOffset>
+                </wp:positionV>
+                <wp:extent cx="966404" cy="996740"/>
+                <wp:effectExtent l="0" t="0" r="24765" b="13335"/>
+                <wp:wrapNone/>
+                <wp:docPr id="459" name="Rectángulo 459"/>
+                <wp:cNvGraphicFramePr/>
+                <a:graphic xmlns:a="http://schemas.openxmlformats.org/drawingml/2006/main">
+                  <a:graphicData uri="http://schemas.microsoft.com/office/word/2010/wordprocessingShape">
+                    <wps:wsp>
+                      <wps:cNvSpPr/>
+                      <wps:spPr>
+                        <a:xfrm>
+                          <a:off x="0" y="0"/>
+                          <a:ext cx="966404" cy="996740"/>
+                        </a:xfrm>
+                        <a:prstGeom prst="rect">
+                          <a:avLst/>
+                        </a:prstGeom>
+                        <a:noFill/>
+                        <a:ln>
+                          <a:solidFill>
+                            <a:srgbClr val="FF0000"/>
+                          </a:solidFill>
+                        </a:ln>
+                      </wps:spPr>
+                      <wps:style>
+                        <a:lnRef idx="2">
+                          <a:schemeClr val="accent1">
+                            <a:shade val="50000"/>
+                          </a:schemeClr>
+                        </a:lnRef>
+                        <a:fillRef idx="1">
+                          <a:schemeClr val="accent1"/>
+                        </a:fillRef>
+                        <a:effectRef idx="0">
+                          <a:schemeClr val="accent1"/>
+                        </a:effectRef>
+                        <a:fontRef idx="minor">
+                          <a:schemeClr val="lt1"/>
+                        </a:fontRef>
+                      </wps:style>
+                      <wps:bodyPr rot="0" spcFirstLastPara="0" vertOverflow="overflow" horzOverflow="overflow" vert="horz" wrap="square" lIns="91440" tIns="45720" rIns="91440" bIns="45720" numCol="1" spcCol="0" rtlCol="0" fromWordArt="0" anchor="ctr" anchorCtr="0" forceAA="0" compatLnSpc="1">
+                        <a:prstTxWarp prst="textNoShape">
+                          <a:avLst/>
+                        </a:prstTxWarp>
+                        <a:noAutofit/>
+                      </wps:bodyPr>
+                    </wps:wsp>
+                  </a:graphicData>
+                </a:graphic>
+                <wp14:sizeRelH relativeFrom="margin">
+                  <wp14:pctWidth>0</wp14:pctWidth>
+                </wp14:sizeRelH>
+                <wp14:sizeRelV relativeFrom="margin">
+                  <wp14:pctHeight>0</wp14:pctHeight>
+                </wp14:sizeRelV>
+              </wp:anchor>
+            </w:drawing>
+          </mc:Choice>
+          <mc:Fallback>
+            <w:pict>
+              <v:rect w14:anchorId="1A6E6E14" id="Rectángulo 459" o:spid="_x0000_s1026" style="position:absolute;margin-left:111.15pt;margin-top:63.35pt;width:76.1pt;height:78.5pt;z-index:251692032;visibility:visible;mso-wrap-style:square;mso-width-percent:0;mso-height-percent:0;mso-wrap-distance-left:9pt;mso-wrap-distance-top:0;mso-wrap-distance-right:9pt;mso-wrap-distance-bottom:0;mso-position-horizontal:absolute;mso-position-horizontal-relative:text;mso-position-vertical:absolute;mso-position-vertical-relative:text;mso-width-percent:0;mso-height-percent:0;mso-width-relative:margin;mso-height-relative:margin;v-text-anchor:middle" o:gfxdata="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" filled="f" strokecolor="red" strokeweight="1pt"/>
+            </w:pict>
+          </mc:Fallback>
+        </mc:AlternateContent>
+      </w:r>
+      <w:r>
+        <w:rPr>
+          <w:noProof/>
+          <w:lang w:eastAsia="es-ES"/>
+        </w:rPr>
+        <mc:AlternateContent>
+          <mc:Choice Requires="wps">
+            <w:drawing>
+              <wp:anchor distT="0" distB="0" distL="114300" distR="114300" simplePos="0" relativeHeight="251689984" behindDoc="0" locked="0" layoutInCell="1" allowOverlap="1">
+                <wp:simplePos x="0" y="0"/>
+                <wp:positionH relativeFrom="column">
+                  <wp:posOffset>306633</wp:posOffset>
+                </wp:positionH>
+                <wp:positionV relativeFrom="paragraph">
+                  <wp:posOffset>643950</wp:posOffset>
+                </wp:positionV>
+                <wp:extent cx="515704" cy="104008"/>
+                <wp:effectExtent l="0" t="0" r="17780" b="10795"/>
+                <wp:wrapNone/>
+                <wp:docPr id="458" name="Rectángulo 458"/>
+                <wp:cNvGraphicFramePr/>
+                <a:graphic xmlns:a="http://schemas.openxmlformats.org/drawingml/2006/main">
+                  <a:graphicData uri="http://schemas.microsoft.com/office/word/2010/wordprocessingShape">
+                    <wps:wsp>
+                      <wps:cNvSpPr/>
+                      <wps:spPr>
+                        <a:xfrm>
+                          <a:off x="0" y="0"/>
+                          <a:ext cx="515704" cy="104008"/>
+                        </a:xfrm>
+                        <a:prstGeom prst="rect">
+                          <a:avLst/>
+                        </a:prstGeom>
+                        <a:noFill/>
+                        <a:ln>
+                          <a:solidFill>
+                            <a:srgbClr val="FF0000"/>
+                          </a:solidFill>
+                        </a:ln>
+                      </wps:spPr>
+                      <wps:style>
+                        <a:lnRef idx="2">
+                          <a:schemeClr val="accent1">
+                            <a:shade val="50000"/>
+                          </a:schemeClr>
+                        </a:lnRef>
+                        <a:fillRef idx="1">
+                          <a:schemeClr val="accent1"/>
+                        </a:fillRef>
+                        <a:effectRef idx="0">
+                          <a:schemeClr val="accent1"/>
+                        </a:effectRef>
+                        <a:fontRef idx="minor">
+                          <a:schemeClr val="lt1"/>
+                        </a:fontRef>
+                      </wps:style>
+                      <wps:bodyPr rot="0" spcFirstLastPara="0" vertOverflow="overflow" horzOverflow="overflow" vert="horz" wrap="square" lIns="91440" tIns="45720" rIns="91440" bIns="45720" numCol="1" spcCol="0" rtlCol="0" fromWordArt="0" anchor="ctr" anchorCtr="0" forceAA="0" compatLnSpc="1">
+                        <a:prstTxWarp prst="textNoShape">
+                          <a:avLst/>
+                        </a:prstTxWarp>
+                        <a:noAutofit/>
+                      </wps:bodyPr>
+                    </wps:wsp>
+                  </a:graphicData>
+                </a:graphic>
+              </wp:anchor>
+            </w:drawing>
+          </mc:Choice>
+          <mc:Fallback>
+            <w:pict>
+              <v:rect w14:anchorId="06E395AB" id="Rectángulo 458" o:spid="_x0000_s1026" style="position:absolute;margin-left:24.15pt;margin-top:50.7pt;width:40.6pt;height:8.2pt;z-index:251689984;visibility:visible;mso-wrap-style:square;mso-wrap-distance-left:9pt;mso-wrap-distance-top:0;mso-wrap-distance-right:9pt;mso-wrap-distance-bottom:0;mso-position-horizontal:absolute;mso-position-horizontal-relative:text;mso-position-vertical:absolute;mso-position-vertical-relative:text;v-text-anchor:middle" o:gfxdata="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" filled="f" strokecolor="red" strokeweight="1pt"/>
+            </w:pict>
+          </mc:Fallback>
+        </mc:AlternateContent>
+      </w:r>
+      <w:r>
         <w:drawing>
-          <wp:anchor distT="0" distB="0" distL="114300" distR="114300" simplePos="0" relativeHeight="251671552" behindDoc="0" locked="0" layoutInCell="1" allowOverlap="1" wp14:anchorId="4C5372E3" wp14:editId="386B448F">
-            <wp:simplePos x="0" y="0"/>
-            <wp:positionH relativeFrom="margin">
-              <wp:align>center</wp:align>
-            </wp:positionH>
-            <wp:positionV relativeFrom="paragraph">
-              <wp:posOffset>0</wp:posOffset>
-            </wp:positionV>
-            <wp:extent cx="4499073" cy="3028833"/>
-            <wp:effectExtent l="0" t="0" r="0" b="635"/>
-            <wp:wrapTopAndBottom/>
-            <wp:docPr id="28" name="Imagen 28"/>
-            <wp:cNvGraphicFramePr>
-              <a:graphicFrameLocks xmlns:a="http://schemas.openxmlformats.org/drawingml/2006/main" noChangeAspect="1"/>
-            </wp:cNvGraphicFramePr>
-            <a:graphic xmlns:a="http://schemas.openxmlformats.org/drawingml/2006/main">
-              <a:graphicData uri="http://schemas.openxmlformats.org/drawingml/2006/picture">
-                <pic:pic xmlns:pic="http://schemas.openxmlformats.org/drawingml/2006/picture">
-                  <pic:nvPicPr>
-                    <pic:cNvPr id="1" name=""/>
-                    <pic:cNvPicPr/>
-                  </pic:nvPicPr>
-                  <pic:blipFill>
-                    <a:blip r:embed="rId11">
-                      <a:extLst>
-                        <a:ext uri="{28A0092B-C50C-407E-A947-70E740481C1C}">
-                          <a14:useLocalDpi xmlns:a14="http://schemas.microsoft.com/office/drawing/2010/main" val="0"/>
-                        </a:ext>
-                      </a:extLst>
-                    </a:blip>
-                    <a:stretch>
-                      <a:fillRect/>
-                    </a:stretch>
-                  </pic:blipFill>
-                  <pic:spPr>
-                    <a:xfrm>
-                      <a:off x="0" y="0"/>
-                      <a:ext cx="4499073" cy="3028833"/>
-                    </a:xfrm>
-                    <a:prstGeom prst="rect">
-                      <a:avLst/>
-                    </a:prstGeom>
-                  </pic:spPr>
-                </pic:pic>
-              </a:graphicData>
-            </a:graphic>
-          </wp:anchor>
-        </w:drawing>
-      </w:r>
-    </w:p>
-    <w:p>
-      <w:r>
-        <w:drawing>
-          <wp:anchor distT="0" distB="0" distL="114300" distR="114300" simplePos="0" relativeHeight="251675648" behindDoc="1" locked="0" layoutInCell="1" allowOverlap="1" wp14:anchorId="0631F07A" wp14:editId="44E33995">
-            <wp:simplePos x="0" y="0"/>
-            <wp:positionH relativeFrom="margin">
-              <wp:align>center</wp:align>
-            </wp:positionH>
-            <wp:positionV relativeFrom="paragraph">
-              <wp:posOffset>267651</wp:posOffset>
-            </wp:positionV>
-            <wp:extent cx="3371215" cy="3563620"/>
-            <wp:effectExtent l="0" t="0" r="635" b="0"/>
-            <wp:wrapTopAndBottom/>
-            <wp:docPr id="450" name="Imagen 450"/>
-            <wp:cNvGraphicFramePr>
-              <a:graphicFrameLocks xmlns:a="http://schemas.openxmlformats.org/drawingml/2006/main" noChangeAspect="1"/>
-            </wp:cNvGraphicFramePr>
-            <a:graphic xmlns:a="http://schemas.openxmlformats.org/drawingml/2006/main">
-              <a:graphicData uri="http://schemas.openxmlformats.org/drawingml/2006/picture">
-                <pic:pic xmlns:pic="http://schemas.openxmlformats.org/drawingml/2006/picture">
-                  <pic:nvPicPr>
-                    <pic:cNvPr id="1" name=""/>
-                    <pic:cNvPicPr/>
-                  </pic:nvPicPr>
-                  <pic:blipFill>
-                    <a:blip r:embed="rId12">
-                      <a:extLst>
-                        <a:ext uri="{28A0092B-C50C-407E-A947-70E740481C1C}">
-                          <a14:useLocalDpi xmlns:a14="http://schemas.microsoft.com/office/drawing/2010/main" val="0"/>
-                        </a:ext>
-                      </a:extLst>
-                    </a:blip>
-                    <a:stretch>
-                      <a:fillRect/>
-                    </a:stretch>
-                  </pic:blipFill>
-                  <pic:spPr>
-                    <a:xfrm>
-                      <a:off x="0" y="0"/>
-                      <a:ext cx="3371215" cy="3563620"/>
-                    </a:xfrm>
-                    <a:prstGeom prst="rect">
-                      <a:avLst/>
-                    </a:prstGeom>
-                  </pic:spPr>
-                </pic:pic>
-              </a:graphicData>
-            </a:graphic>
-          </wp:anchor>
-        </w:drawing>
-      </w:r>
-      <w:r>
-        <w:t>En “Edición” -&gt; “Opciones” -&gt; “Conexión” tenemos que cambiar el Servidor de TLS a TLS 1.1.</w:t>
-      </w:r>
-    </w:p>
-    <w:p>
-      <w:r>
-        <w:t xml:space="preserve">Al intentar conectarnos sale esta ventana de certificado que tenemos que aceptar es el certificado que hemos creado anteriormente. </w:t>
-      </w:r>
-    </w:p>
-    <w:p/>
-    <w:p/>
-    <w:p/>
-    <w:p>
-      <w:r>
-        <w:lastRenderedPageBreak/>
-        <w:drawing>
-          <wp:anchor distT="0" distB="0" distL="114300" distR="114300" simplePos="0" relativeHeight="251676672" behindDoc="0" locked="0" layoutInCell="1" allowOverlap="1" wp14:anchorId="5C24EAFC" wp14:editId="0F57A7EE">
-            <wp:simplePos x="0" y="0"/>
-            <wp:positionH relativeFrom="margin">
-              <wp:align>center</wp:align>
-            </wp:positionH>
-            <wp:positionV relativeFrom="paragraph">
-              <wp:posOffset>4</wp:posOffset>
-            </wp:positionV>
-            <wp:extent cx="2277110" cy="1648460"/>
-            <wp:effectExtent l="0" t="0" r="8890" b="8890"/>
-            <wp:wrapTopAndBottom/>
-            <wp:docPr id="451" name="Imagen 451"/>
-            <wp:cNvGraphicFramePr>
-              <a:graphicFrameLocks xmlns:a="http://schemas.openxmlformats.org/drawingml/2006/main" noChangeAspect="1"/>
-            </wp:cNvGraphicFramePr>
-            <a:graphic xmlns:a="http://schemas.openxmlformats.org/drawingml/2006/main">
-              <a:graphicData uri="http://schemas.openxmlformats.org/drawingml/2006/picture">
-                <pic:pic xmlns:pic="http://schemas.openxmlformats.org/drawingml/2006/picture">
-                  <pic:nvPicPr>
-                    <pic:cNvPr id="1" name=""/>
-                    <pic:cNvPicPr/>
-                  </pic:nvPicPr>
-                  <pic:blipFill>
-                    <a:blip r:embed="rId13">
-                      <a:extLst>
-                        <a:ext uri="{28A0092B-C50C-407E-A947-70E740481C1C}">
-                          <a14:useLocalDpi xmlns:a14="http://schemas.microsoft.com/office/drawing/2010/main" val="0"/>
-                        </a:ext>
-                      </a:extLst>
-                    </a:blip>
-                    <a:stretch>
-                      <a:fillRect/>
-                    </a:stretch>
-                  </pic:blipFill>
-                  <pic:spPr>
-                    <a:xfrm>
-                      <a:off x="0" y="0"/>
-                      <a:ext cx="2277110" cy="1648460"/>
-                    </a:xfrm>
-                    <a:prstGeom prst="rect">
-                      <a:avLst/>
-                    </a:prstGeom>
-                  </pic:spPr>
-                </pic:pic>
-              </a:graphicData>
-            </a:graphic>
-            <wp14:sizeRelH relativeFrom="margin">
-              <wp14:pctWidth>0</wp14:pctWidth>
-            </wp14:sizeRelH>
-            <wp14:sizeRelV relativeFrom="margin">
-              <wp14:pctHeight>0</wp14:pctHeight>
-            </wp14:sizeRelV>
-          </wp:anchor>
-        </w:drawing>
-      </w:r>
-      <w:r>
-        <w:t xml:space="preserve">La conexión bien </w:t>
-      </w:r>
-      <w:r>
-        <w:t>hecha</w:t>
-      </w:r>
-      <w:r>
-        <w:t xml:space="preserve">. Ahora intentamos enviar el index.html y style.css de la practica anterior y accedemos a </w:t>
-      </w:r>
-      <w:proofErr w:type="spellStart"/>
-      <w:r>
-        <w:t>localhost</w:t>
-      </w:r>
-      <w:proofErr w:type="spellEnd"/>
-      <w:r>
-        <w:t xml:space="preserve"> con el navegador para comprobar.</w:t>
-      </w:r>
-    </w:p>
-    <w:p>
-      <w:r>
-        <w:drawing>
-          <wp:inline distT="0" distB="0" distL="0" distR="0" wp14:anchorId="30D21BE5" wp14:editId="0784F025">
-            <wp:extent cx="3012472" cy="1117425"/>
-            <wp:effectExtent l="0" t="0" r="0" b="6985"/>
-            <wp:docPr id="452" name="Imagen 452"/>
+          <wp:inline distT="0" distB="0" distL="0" distR="0" wp14:anchorId="08EB9160" wp14:editId="79C56555">
+            <wp:extent cx="5400040" cy="2854325"/>
+            <wp:effectExtent l="0" t="0" r="0" b="3175"/>
+            <wp:docPr id="457" name="Imagen 457"/>
             <wp:cNvGraphicFramePr>
               <a:graphicFrameLocks xmlns:a="http://schemas.openxmlformats.org/drawingml/2006/main" noChangeAspect="1"/>
             </wp:cNvGraphicFramePr>
@@ -2244,7 +3193,7 @@
                   <pic:spPr>
                     <a:xfrm>
                       <a:off x="0" y="0"/>
-                      <a:ext cx="3021496" cy="1120772"/>
+                      <a:ext cx="5400040" cy="2854325"/>
                     </a:xfrm>
                     <a:prstGeom prst="rect">
                       <a:avLst/>
@@ -2259,11 +3208,43 @@
     </w:p>
     <w:p>
       <w:r>
+        <w:t xml:space="preserve">Ahora podemos comprobar si todo funciona, primero es cambiar los ajustes de red del Windows 10 a la </w:t>
+      </w:r>
+      <w:proofErr w:type="spellStart"/>
+      <w:r>
+        <w:t>ip</w:t>
+      </w:r>
+      <w:proofErr w:type="spellEnd"/>
+      <w:r>
+        <w:t xml:space="preserve"> de nuestro servidor, la prueba final es acceder a nuestro dominio creado desde Windows 10 con la ruta </w:t>
+      </w:r>
+      <w:hyperlink r:id="rId15" w:history="1">
+        <w:r>
+          <w:rPr>
+            <w:rStyle w:val="Hipervnculo"/>
+          </w:rPr>
+          <w:t>www.pavelmirondns.com</w:t>
+        </w:r>
+      </w:hyperlink>
+      <w:r>
+        <w:t>.</w:t>
+      </w:r>
+    </w:p>
+    <w:p>
+      <w:r>
         <w:drawing>
-          <wp:inline distT="0" distB="0" distL="0" distR="0" wp14:anchorId="11FD67A7" wp14:editId="417E2B96">
-            <wp:extent cx="3921262" cy="2459089"/>
-            <wp:effectExtent l="0" t="0" r="3175" b="0"/>
-            <wp:docPr id="453" name="Imagen 453"/>
+          <wp:anchor distT="0" distB="0" distL="114300" distR="114300" simplePos="0" relativeHeight="251696128" behindDoc="0" locked="0" layoutInCell="1" allowOverlap="1">
+            <wp:simplePos x="0" y="0"/>
+            <wp:positionH relativeFrom="column">
+              <wp:posOffset>-1056</wp:posOffset>
+            </wp:positionH>
+            <wp:positionV relativeFrom="paragraph">
+              <wp:posOffset>30</wp:posOffset>
+            </wp:positionV>
+            <wp:extent cx="2851089" cy="2344504"/>
+            <wp:effectExtent l="0" t="0" r="6985" b="0"/>
+            <wp:wrapSquare wrapText="bothSides"/>
+            <wp:docPr id="463" name="Imagen 463"/>
             <wp:cNvGraphicFramePr>
               <a:graphicFrameLocks xmlns:a="http://schemas.openxmlformats.org/drawingml/2006/main" noChangeAspect="1"/>
             </wp:cNvGraphicFramePr>
@@ -2275,7 +3256,13 @@
                     <pic:cNvPicPr/>
                   </pic:nvPicPr>
                   <pic:blipFill>
-                    <a:blip r:embed="rId15"/>
+                    <a:blip r:embed="rId16" cstate="print">
+                      <a:extLst>
+                        <a:ext uri="{28A0092B-C50C-407E-A947-70E740481C1C}">
+                          <a14:useLocalDpi xmlns:a14="http://schemas.microsoft.com/office/drawing/2010/main" val="0"/>
+                        </a:ext>
+                      </a:extLst>
+                    </a:blip>
                     <a:stretch>
                       <a:fillRect/>
                     </a:stretch>
@@ -2283,7 +3270,7 @@
                   <pic:spPr>
                     <a:xfrm>
                       <a:off x="0" y="0"/>
-                      <a:ext cx="3924830" cy="2461326"/>
+                      <a:ext cx="2851089" cy="2344504"/>
                     </a:xfrm>
                     <a:prstGeom prst="rect">
                       <a:avLst/>
@@ -2292,55 +3279,151 @@
                 </pic:pic>
               </a:graphicData>
             </a:graphic>
-          </wp:inline>
+          </wp:anchor>
         </w:drawing>
+      </w:r>
+      <w:proofErr w:type="spellStart"/>
+      <w:r>
+        <w:t>Preferend</w:t>
+      </w:r>
+      <w:proofErr w:type="spellEnd"/>
+      <w:r>
+        <w:t xml:space="preserve"> DNS: </w:t>
+      </w:r>
+      <w:proofErr w:type="spellStart"/>
+      <w:r>
+        <w:t>ip</w:t>
+      </w:r>
+      <w:proofErr w:type="spellEnd"/>
+      <w:r>
+        <w:t xml:space="preserve"> Windows Server</w:t>
       </w:r>
     </w:p>
     <w:p>
-      <w:pPr>
-        <w:pStyle w:val="Ttulo1"/>
-      </w:pPr>
+      <w:r>
+        <w:rPr>
+          <w:noProof/>
+          <w:lang w:eastAsia="es-ES"/>
+        </w:rPr>
+        <mc:AlternateContent>
+          <mc:Choice Requires="wps">
+            <w:drawing>
+              <wp:anchor distT="0" distB="0" distL="114300" distR="114300" simplePos="0" relativeHeight="251697152" behindDoc="0" locked="0" layoutInCell="1" allowOverlap="1">
+                <wp:simplePos x="0" y="0"/>
+                <wp:positionH relativeFrom="column">
+                  <wp:posOffset>1563391</wp:posOffset>
+                </wp:positionH>
+                <wp:positionV relativeFrom="paragraph">
+                  <wp:posOffset>1456407</wp:posOffset>
+                </wp:positionV>
+                <wp:extent cx="1070411" cy="238351"/>
+                <wp:effectExtent l="0" t="0" r="15875" b="28575"/>
+                <wp:wrapNone/>
+                <wp:docPr id="464" name="Rectángulo 464"/>
+                <wp:cNvGraphicFramePr/>
+                <a:graphic xmlns:a="http://schemas.openxmlformats.org/drawingml/2006/main">
+                  <a:graphicData uri="http://schemas.microsoft.com/office/word/2010/wordprocessingShape">
+                    <wps:wsp>
+                      <wps:cNvSpPr/>
+                      <wps:spPr>
+                        <a:xfrm>
+                          <a:off x="0" y="0"/>
+                          <a:ext cx="1070411" cy="238351"/>
+                        </a:xfrm>
+                        <a:prstGeom prst="rect">
+                          <a:avLst/>
+                        </a:prstGeom>
+                        <a:noFill/>
+                        <a:ln>
+                          <a:solidFill>
+                            <a:srgbClr val="FF0000"/>
+                          </a:solidFill>
+                        </a:ln>
+                      </wps:spPr>
+                      <wps:style>
+                        <a:lnRef idx="2">
+                          <a:schemeClr val="accent1">
+                            <a:shade val="50000"/>
+                          </a:schemeClr>
+                        </a:lnRef>
+                        <a:fillRef idx="1">
+                          <a:schemeClr val="accent1"/>
+                        </a:fillRef>
+                        <a:effectRef idx="0">
+                          <a:schemeClr val="accent1"/>
+                        </a:effectRef>
+                        <a:fontRef idx="minor">
+                          <a:schemeClr val="lt1"/>
+                        </a:fontRef>
+                      </wps:style>
+                      <wps:bodyPr rot="0" spcFirstLastPara="0" vertOverflow="overflow" horzOverflow="overflow" vert="horz" wrap="square" lIns="91440" tIns="45720" rIns="91440" bIns="45720" numCol="1" spcCol="0" rtlCol="0" fromWordArt="0" anchor="ctr" anchorCtr="0" forceAA="0" compatLnSpc="1">
+                        <a:prstTxWarp prst="textNoShape">
+                          <a:avLst/>
+                        </a:prstTxWarp>
+                        <a:noAutofit/>
+                      </wps:bodyPr>
+                    </wps:wsp>
+                  </a:graphicData>
+                </a:graphic>
+              </wp:anchor>
+            </w:drawing>
+          </mc:Choice>
+          <mc:Fallback>
+            <w:pict>
+              <v:rect w14:anchorId="114F7CE3" id="Rectángulo 464" o:spid="_x0000_s1026" style="position:absolute;margin-left:123.1pt;margin-top:114.7pt;width:84.3pt;height:18.75pt;z-index:251697152;visibility:visible;mso-wrap-style:square;mso-wrap-distance-left:9pt;mso-wrap-distance-top:0;mso-wrap-distance-right:9pt;mso-wrap-distance-bottom:0;mso-position-horizontal:absolute;mso-position-horizontal-relative:text;mso-position-vertical:absolute;mso-position-vertical-relative:text;v-text-anchor:middle" o:gfxdata="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" filled="f" strokecolor="red" strokeweight="1pt"/>
+            </w:pict>
+          </mc:Fallback>
+        </mc:AlternateContent>
+      </w:r>
+      <w:proofErr w:type="spellStart"/>
+      <w:r>
+        <w:t>Alternative</w:t>
+      </w:r>
+      <w:proofErr w:type="spellEnd"/>
+      <w:r>
+        <w:t xml:space="preserve"> DNS: 8.8.8.8</w:t>
+      </w:r>
+    </w:p>
+    <w:p/>
+    <w:p/>
+    <w:p/>
+    <w:p/>
+    <w:p/>
+    <w:p/>
+    <w:p/>
+    <w:p>
+      <w:r>
+        <w:br w:type="page"/>
+      </w:r>
     </w:p>
     <w:p>
-      <w:pPr>
-        <w:pStyle w:val="Ttulo1"/>
-      </w:pPr>
-      <w:bookmarkStart w:id="2" w:name="_Toc219470131"/>
-      <w:r>
-        <w:t>Investigue</w:t>
-      </w:r>
-      <w:bookmarkEnd w:id="2"/>
-      <w:r>
-        <w:t xml:space="preserve"> </w:t>
-      </w:r>
+      <w:bookmarkStart w:id="1" w:name="_GoBack"/>
+      <w:bookmarkEnd w:id="1"/>
+      <w:r>
+        <w:lastRenderedPageBreak/>
+        <w:br w:type="page"/>
+      </w:r>
+    </w:p>
+    <w:p/>
+    <w:p>
+      <w:pPr>
+        <w:rPr>
+          <w:rFonts w:asciiTheme="majorHAnsi" w:eastAsiaTheme="majorEastAsia" w:hAnsiTheme="majorHAnsi" w:cstheme="majorBidi"/>
+          <w:color w:val="2E74B5" w:themeColor="accent1" w:themeShade="BF"/>
+          <w:sz w:val="32"/>
+          <w:szCs w:val="32"/>
+        </w:rPr>
+      </w:pPr>
     </w:p>
     <w:p>
-      <w:r>
-        <w:t xml:space="preserve">¿Cuál fue la parte más desafiante de esta actividad? ¿Cómo lograste resolverlo? </w:t>
-      </w:r>
-    </w:p>
-    <w:p>
-      <w:r>
-        <w:t xml:space="preserve">Lo más difícil fue el error </w:t>
-      </w:r>
-      <w:proofErr w:type="spellStart"/>
-      <w:r>
-        <w:t>GnuTLS</w:t>
-      </w:r>
-      <w:proofErr w:type="spellEnd"/>
-      <w:r>
-        <w:t xml:space="preserve"> -8 al intentar conectar el cliente con el servidor. Esto pasó porque el servidor es antiguo y no entiende los códigos de seguridad nuevos. Lo arreglé configurando el cliente para que usara una versión de seguridad más vieja (TLS 1.0 o 1.1).</w:t>
-      </w:r>
-    </w:p>
-    <w:p>
-      <w:r>
-        <w:t>¿Se puede investigar sobre SFTP? ¿Cómo funciona el cifrado SSH?</w:t>
-      </w:r>
-    </w:p>
-    <w:p>
-      <w:r>
-        <w:t>SFTP es una forma segura de enviar archivos que usa SSH para proteger todo el camino. El cifrado SSH funciona como un "túnel secreto" donde los datos se mezclan con una clave especial. Solo el ordenador que tiene la "llave" correcta puede leer lo que hay dentro.</w:t>
-      </w:r>
+      <w:pPr>
+        <w:pStyle w:val="Ttulo1"/>
+      </w:pPr>
+      <w:bookmarkStart w:id="2" w:name="_Toc220680626"/>
+      <w:r>
+        <w:t>Investiga</w:t>
+      </w:r>
+      <w:bookmarkEnd w:id="2"/>
     </w:p>
     <w:sectPr>
       <w:pgSz w:w="11906" w:h="16838"/>
@@ -3931,6 +5014,11 @@
     <w:basedOn w:val="Fuentedeprrafopredeter"/>
     <w:rsid w:val="003B6A1F"/>
   </w:style>
+  <w:style w:type="character" w:customStyle="1" w:styleId="citation-64">
+    <w:name w:val="citation-64"/>
+    <w:basedOn w:val="Fuentedeprrafopredeter"/>
+    <w:rsid w:val="00CA0555"/>
+  </w:style>
 </w:styles>
 </file>
 
@@ -4200,7 +5288,7 @@
 </file>
 
 <file path=customXml/itemProps1.xml><?xml version="1.0" encoding="utf-8"?>
-<ds:datastoreItem xmlns:ds="http://schemas.openxmlformats.org/officeDocument/2006/customXml" ds:itemID="{D8841816-C50B-42CA-AB4C-036F618641D5}">
+<ds:datastoreItem xmlns:ds="http://schemas.openxmlformats.org/officeDocument/2006/customXml" ds:itemID="{2B0E2BDB-14F8-4E8E-A909-181023CE5665}">
   <ds:schemaRefs>
     <ds:schemaRef ds:uri="http://schemas.openxmlformats.org/officeDocument/2006/bibliography"/>
   </ds:schemaRefs>
